--- a/Enrolments/RIIENV301E Enrolment Form.docx
+++ b/Enrolments/RIIENV301E Enrolment Form.docx
@@ -75,25 +75,43 @@
               <w:ind w:left="29"/>
               <w:rPr>
                 <w:rStyle w:val="fontstyle01"/>
-              </w:rPr>
-            </w:pPr>
+                <w:b w:val="0"/>
+                <w:bCs w:val="0"/>
+              </w:rPr>
+            </w:pPr>
+            <w:proofErr w:type="gramStart"/>
             <w:r>
               <w:rPr>
                 <w:rStyle w:val="fontstyle01"/>
+                <w:b w:val="0"/>
+                <w:bCs w:val="0"/>
               </w:rPr>
               <w:t xml:space="preserve">1 </w:t>
             </w:r>
             <w:r>
               <w:rPr>
                 <w:rStyle w:val="fontstyle01"/>
+                <w:b w:val="0"/>
+                <w:bCs w:val="0"/>
               </w:rPr>
               <w:t xml:space="preserve"> </w:t>
             </w:r>
             <w:r>
               <w:rPr>
                 <w:rStyle w:val="fontstyle01"/>
-              </w:rPr>
-              <w:t>Personal Details</w:t>
+                <w:b w:val="0"/>
+                <w:bCs w:val="0"/>
+              </w:rPr>
+              <w:t>Personal</w:t>
+            </w:r>
+            <w:proofErr w:type="gramEnd"/>
+            <w:r>
+              <w:rPr>
+                <w:rStyle w:val="fontstyle01"/>
+                <w:b w:val="0"/>
+                <w:bCs w:val="0"/>
+              </w:rPr>
+              <w:t xml:space="preserve"> Details</w:t>
             </w:r>
           </w:p>
           <w:p>
@@ -194,7 +212,6 @@
                   <w14:uncheckedState w14:val="2610" w14:font="MS Gothic"/>
                 </w14:checkbox>
               </w:sdtPr>
-              <w:sdtEndPr/>
               <w:sdtContent>
                 <w:r>
                   <w:rPr>
@@ -243,7 +260,6 @@
                   <w14:uncheckedState w14:val="2610" w14:font="MS Gothic"/>
                 </w14:checkbox>
               </w:sdtPr>
-              <w:sdtEndPr/>
               <w:sdtContent>
                 <w:r>
                   <w:rPr>
@@ -292,7 +308,6 @@
                   <w14:uncheckedState w14:val="2610" w14:font="MS Gothic"/>
                 </w14:checkbox>
               </w:sdtPr>
-              <w:sdtEndPr/>
               <w:sdtContent>
                 <w:r>
                   <w:rPr>
@@ -341,7 +356,6 @@
                   <w14:uncheckedState w14:val="2610" w14:font="MS Gothic"/>
                 </w14:checkbox>
               </w:sdtPr>
-              <w:sdtEndPr/>
               <w:sdtContent>
                 <w:r>
                   <w:rPr>
@@ -4708,13 +4722,27 @@
               <w:ind w:left="29"/>
               <w:rPr>
                 <w:rStyle w:val="fontstyle01"/>
-              </w:rPr>
-            </w:pPr>
+                <w:b w:val="0"/>
+                <w:bCs w:val="0"/>
+              </w:rPr>
+            </w:pPr>
+            <w:proofErr w:type="gramStart"/>
             <w:r>
               <w:rPr>
                 <w:rStyle w:val="fontstyle01"/>
-              </w:rPr>
-              <w:t>2  Employment Details</w:t>
+                <w:b w:val="0"/>
+                <w:bCs w:val="0"/>
+              </w:rPr>
+              <w:t>2  Employment</w:t>
+            </w:r>
+            <w:proofErr w:type="gramEnd"/>
+            <w:r>
+              <w:rPr>
+                <w:rStyle w:val="fontstyle01"/>
+                <w:b w:val="0"/>
+                <w:bCs w:val="0"/>
+              </w:rPr>
+              <w:t xml:space="preserve"> Details</w:t>
             </w:r>
           </w:p>
           <w:p>
@@ -4775,7 +4803,6 @@
                   <w14:uncheckedState w14:val="2610" w14:font="MS Gothic"/>
                 </w14:checkbox>
               </w:sdtPr>
-              <w:sdtEndPr/>
               <w:sdtContent>
                 <w:r>
                   <w:rPr>
@@ -4826,7 +4853,6 @@
                   <w14:uncheckedState w14:val="2610" w14:font="MS Gothic"/>
                 </w14:checkbox>
               </w:sdtPr>
-              <w:sdtEndPr/>
               <w:sdtContent>
                 <w:r>
                   <w:rPr>
@@ -4878,7 +4904,6 @@
                   <w14:uncheckedState w14:val="2610" w14:font="MS Gothic"/>
                 </w14:checkbox>
               </w:sdtPr>
-              <w:sdtEndPr/>
               <w:sdtContent>
                 <w:r>
                   <w:rPr>
@@ -4930,7 +4955,6 @@
                   <w14:uncheckedState w14:val="2610" w14:font="MS Gothic"/>
                 </w14:checkbox>
               </w:sdtPr>
-              <w:sdtEndPr/>
               <w:sdtContent>
                 <w:r>
                   <w:rPr>
@@ -4989,7 +5013,6 @@
                   <w14:uncheckedState w14:val="2610" w14:font="MS Gothic"/>
                 </w14:checkbox>
               </w:sdtPr>
-              <w:sdtEndPr/>
               <w:sdtContent>
                 <w:r>
                   <w:rPr>
@@ -5040,7 +5063,6 @@
                   <w14:uncheckedState w14:val="2610" w14:font="MS Gothic"/>
                 </w14:checkbox>
               </w:sdtPr>
-              <w:sdtEndPr/>
               <w:sdtContent>
                 <w:r>
                   <w:rPr>
@@ -5092,7 +5114,6 @@
                   <w14:uncheckedState w14:val="2610" w14:font="MS Gothic"/>
                 </w14:checkbox>
               </w:sdtPr>
-              <w:sdtEndPr/>
               <w:sdtContent>
                 <w:r>
                   <w:rPr>
@@ -6111,23 +6132,39 @@
                 <w:color w:val="242021"/>
               </w:rPr>
             </w:pPr>
+            <w:proofErr w:type="gramStart"/>
             <w:r>
               <w:rPr>
                 <w:rStyle w:val="fontstyle01"/>
+                <w:b w:val="0"/>
+                <w:bCs w:val="0"/>
               </w:rPr>
               <w:t>3</w:t>
             </w:r>
             <w:r>
               <w:rPr>
                 <w:rStyle w:val="fontstyle01"/>
+                <w:b w:val="0"/>
+                <w:bCs w:val="0"/>
               </w:rPr>
               <w:t xml:space="preserve"> </w:t>
             </w:r>
             <w:r>
               <w:rPr>
                 <w:rStyle w:val="fontstyle01"/>
-              </w:rPr>
-              <w:t xml:space="preserve"> Photographic Identification</w:t>
+                <w:b w:val="0"/>
+                <w:bCs w:val="0"/>
+              </w:rPr>
+              <w:t xml:space="preserve"> Photographic</w:t>
+            </w:r>
+            <w:proofErr w:type="gramEnd"/>
+            <w:r>
+              <w:rPr>
+                <w:rStyle w:val="fontstyle01"/>
+                <w:b w:val="0"/>
+                <w:bCs w:val="0"/>
+              </w:rPr>
+              <w:t xml:space="preserve"> Identification</w:t>
             </w:r>
           </w:p>
         </w:tc>
@@ -6183,8 +6220,6 @@
               <w:spacing w:before="80"/>
               <w:ind w:left="72"/>
               <w:rPr>
-                <w:b/>
-                <w:bCs/>
                 <w:color w:val="242021"/>
                 <w:sz w:val="16"/>
                 <w:szCs w:val="16"/>
@@ -6192,8 +6227,6 @@
             </w:pPr>
             <w:r>
               <w:rPr>
-                <w:b/>
-                <w:bCs/>
                 <w:color w:val="242021"/>
                 <w:sz w:val="16"/>
                 <w:szCs w:val="16"/>
@@ -6255,7 +6288,6 @@
                   <w14:uncheckedState w14:val="2610" w14:font="MS Gothic"/>
                 </w14:checkbox>
               </w:sdtPr>
-              <w:sdtEndPr/>
               <w:sdtContent>
                 <w:r>
                   <w:rPr>
@@ -6314,7 +6346,6 @@
                   <w14:uncheckedState w14:val="2610" w14:font="MS Gothic"/>
                 </w14:checkbox>
               </w:sdtPr>
-              <w:sdtEndPr/>
               <w:sdtContent>
                 <w:r>
                   <w:rPr>
@@ -6431,7 +6462,6 @@
                   <w14:uncheckedState w14:val="2610" w14:font="MS Gothic"/>
                 </w14:checkbox>
               </w:sdtPr>
-              <w:sdtEndPr/>
               <w:sdtContent>
                 <w:r>
                   <w:rPr>
@@ -6489,7 +6519,6 @@
                   <w14:uncheckedState w14:val="2610" w14:font="MS Gothic"/>
                 </w14:checkbox>
               </w:sdtPr>
-              <w:sdtEndPr/>
               <w:sdtContent>
                 <w:r>
                   <w:rPr>
@@ -6546,7 +6575,6 @@
                   <w14:uncheckedState w14:val="2610" w14:font="MS Gothic"/>
                 </w14:checkbox>
               </w:sdtPr>
-              <w:sdtEndPr/>
               <w:sdtContent>
                 <w:r>
                   <w:rPr>
@@ -7100,13 +7128,27 @@
         <w:ind w:left="29"/>
         <w:rPr>
           <w:rStyle w:val="fontstyle01"/>
+          <w:b w:val="0"/>
+          <w:bCs w:val="0"/>
         </w:rPr>
       </w:pPr>
+      <w:proofErr w:type="gramStart"/>
       <w:r>
         <w:rPr>
           <w:rStyle w:val="fontstyle01"/>
+          <w:b w:val="0"/>
+          <w:bCs w:val="0"/>
         </w:rPr>
-        <w:t>4  Language and Cultural Diversity</w:t>
+        <w:t>4  Language</w:t>
+      </w:r>
+      <w:proofErr w:type="gramEnd"/>
+      <w:r>
+        <w:rPr>
+          <w:rStyle w:val="fontstyle01"/>
+          <w:b w:val="0"/>
+          <w:bCs w:val="0"/>
+        </w:rPr>
+        <w:t xml:space="preserve"> and Cultural Diversity</w:t>
       </w:r>
     </w:p>
     <w:tbl>
@@ -7252,12 +7294,16 @@
                 <w:color w:val="242021"/>
               </w:rPr>
             </w:pPr>
+            <w:proofErr w:type="gramStart"/>
             <w:r>
               <w:rPr>
                 <w:rStyle w:val="fontstyle01"/>
+                <w:b w:val="0"/>
+                <w:bCs w:val="0"/>
               </w:rPr>
               <w:t>5  Disability</w:t>
             </w:r>
+            <w:proofErr w:type="gramEnd"/>
           </w:p>
         </w:tc>
         <w:tc>
@@ -7291,7 +7337,6 @@
                   <w14:uncheckedState w14:val="2610" w14:font="MS Gothic"/>
                 </w14:checkbox>
               </w:sdtPr>
-              <w:sdtEndPr/>
               <w:sdtContent>
                 <w:r>
                   <w:rPr>
@@ -7334,7 +7379,6 @@
                   <w14:uncheckedState w14:val="2610" w14:font="MS Gothic"/>
                 </w14:checkbox>
               </w:sdtPr>
-              <w:sdtEndPr/>
               <w:sdtContent>
                 <w:r>
                   <w:rPr>
@@ -7387,7 +7431,6 @@
                   <w14:uncheckedState w14:val="2610" w14:font="MS Gothic"/>
                 </w14:checkbox>
               </w:sdtPr>
-              <w:sdtEndPr/>
               <w:sdtContent>
                 <w:r>
                   <w:rPr>
@@ -7430,7 +7473,6 @@
                   <w14:uncheckedState w14:val="2610" w14:font="MS Gothic"/>
                 </w14:checkbox>
               </w:sdtPr>
-              <w:sdtEndPr/>
               <w:sdtContent>
                 <w:r>
                   <w:rPr>
@@ -7506,7 +7548,6 @@
                   <w14:uncheckedState w14:val="2610" w14:font="MS Gothic"/>
                 </w14:checkbox>
               </w:sdtPr>
-              <w:sdtEndPr/>
               <w:sdtContent>
                 <w:r>
                   <w:rPr>
@@ -7549,7 +7590,6 @@
                   <w14:uncheckedState w14:val="2610" w14:font="MS Gothic"/>
                 </w14:checkbox>
               </w:sdtPr>
-              <w:sdtEndPr/>
               <w:sdtContent>
                 <w:r>
                   <w:rPr>
@@ -7577,13 +7617,6 @@
                 <w:szCs w:val="21"/>
               </w:rPr>
               <w:tab/>
-            </w:r>
-            <w:r>
-              <w:rPr>
-                <w:color w:val="242021"/>
-                <w:sz w:val="18"/>
-                <w:szCs w:val="21"/>
-              </w:rPr>
               <w:t>If not, where:</w:t>
             </w:r>
           </w:p>
@@ -7748,7 +7781,6 @@
                   <w14:uncheckedState w14:val="2610" w14:font="MS Gothic"/>
                 </w14:checkbox>
               </w:sdtPr>
-              <w:sdtEndPr/>
               <w:sdtContent>
                 <w:r>
                   <w:rPr>
@@ -7791,7 +7823,6 @@
                   <w14:uncheckedState w14:val="2610" w14:font="MS Gothic"/>
                 </w14:checkbox>
               </w:sdtPr>
-              <w:sdtEndPr/>
               <w:sdtContent>
                 <w:r>
                   <w:rPr>
@@ -7986,7 +8017,6 @@
                   <w14:uncheckedState w14:val="2610" w14:font="MS Gothic"/>
                 </w14:checkbox>
               </w:sdtPr>
-              <w:sdtEndPr/>
               <w:sdtContent>
                 <w:r>
                   <w:rPr>
@@ -8029,7 +8059,6 @@
                   <w14:uncheckedState w14:val="2610" w14:font="MS Gothic"/>
                 </w14:checkbox>
               </w:sdtPr>
-              <w:sdtEndPr/>
               <w:sdtContent>
                 <w:r>
                   <w:rPr>
@@ -8074,7 +8103,6 @@
                   <w14:uncheckedState w14:val="2610" w14:font="MS Gothic"/>
                 </w14:checkbox>
               </w:sdtPr>
-              <w:sdtEndPr/>
               <w:sdtContent>
                 <w:r>
                   <w:rPr>
@@ -8117,7 +8145,6 @@
                   <w14:uncheckedState w14:val="2610" w14:font="MS Gothic"/>
                 </w14:checkbox>
               </w:sdtPr>
-              <w:sdtEndPr/>
               <w:sdtContent>
                 <w:r>
                   <w:rPr>
@@ -8191,7 +8218,6 @@
                   <w14:uncheckedState w14:val="2610" w14:font="MS Gothic"/>
                 </w14:checkbox>
               </w:sdtPr>
-              <w:sdtEndPr/>
               <w:sdtContent>
                 <w:r>
                   <w:rPr>
@@ -8234,7 +8260,6 @@
                   <w14:uncheckedState w14:val="2610" w14:font="MS Gothic"/>
                 </w14:checkbox>
               </w:sdtPr>
-              <w:sdtEndPr/>
               <w:sdtContent>
                 <w:r>
                   <w:rPr>
@@ -8286,7 +8311,6 @@
                   <w14:uncheckedState w14:val="2610" w14:font="MS Gothic"/>
                 </w14:checkbox>
               </w:sdtPr>
-              <w:sdtEndPr/>
               <w:sdtContent>
                 <w:r>
                   <w:rPr>
@@ -8313,15 +8337,7 @@
                 <w:sz w:val="18"/>
                 <w:szCs w:val="21"/>
               </w:rPr>
-              <w:t xml:space="preserve"> </w:t>
-            </w:r>
-            <w:r>
-              <w:rPr>
-                <w:color w:val="242021"/>
-                <w:sz w:val="18"/>
-                <w:szCs w:val="21"/>
-              </w:rPr>
-              <w:t xml:space="preserve">  </w:t>
+              <w:t xml:space="preserve">   </w:t>
             </w:r>
             <w:r>
               <w:rPr>
@@ -8351,7 +8367,6 @@
                   <w14:uncheckedState w14:val="2610" w14:font="MS Gothic"/>
                 </w14:checkbox>
               </w:sdtPr>
-              <w:sdtEndPr/>
               <w:sdtContent>
                 <w:r>
                   <w:rPr>
@@ -8370,23 +8385,7 @@
                 <w:sz w:val="18"/>
                 <w:szCs w:val="21"/>
               </w:rPr>
-              <w:t xml:space="preserve"> </w:t>
-            </w:r>
-            <w:r>
-              <w:rPr>
-                <w:color w:val="242021"/>
-                <w:sz w:val="18"/>
-                <w:szCs w:val="21"/>
-              </w:rPr>
-              <w:t xml:space="preserve">  </w:t>
-            </w:r>
-            <w:r>
-              <w:rPr>
-                <w:color w:val="242021"/>
-                <w:sz w:val="18"/>
-                <w:szCs w:val="21"/>
-              </w:rPr>
-              <w:t xml:space="preserve"> </w:t>
+              <w:t xml:space="preserve">    </w:t>
             </w:r>
             <w:r>
               <w:rPr>
@@ -8416,7 +8415,6 @@
                   <w14:uncheckedState w14:val="2610" w14:font="MS Gothic"/>
                 </w14:checkbox>
               </w:sdtPr>
-              <w:sdtEndPr/>
               <w:sdtContent>
                 <w:r>
                   <w:rPr>
@@ -8483,7 +8481,6 @@
                   <w14:uncheckedState w14:val="2610" w14:font="MS Gothic"/>
                 </w14:checkbox>
               </w:sdtPr>
-              <w:sdtEndPr/>
               <w:sdtContent>
                 <w:r>
                   <w:rPr>
@@ -8502,15 +8499,7 @@
                 <w:sz w:val="18"/>
                 <w:szCs w:val="21"/>
               </w:rPr>
-              <w:t xml:space="preserve">  </w:t>
-            </w:r>
-            <w:r>
-              <w:rPr>
-                <w:color w:val="242021"/>
-                <w:sz w:val="18"/>
-                <w:szCs w:val="21"/>
-              </w:rPr>
-              <w:t xml:space="preserve">  </w:t>
+              <w:t xml:space="preserve">    </w:t>
             </w:r>
             <w:r>
               <w:rPr>
@@ -8540,7 +8529,6 @@
                   <w14:uncheckedState w14:val="2610" w14:font="MS Gothic"/>
                 </w14:checkbox>
               </w:sdtPr>
-              <w:sdtEndPr/>
               <w:sdtContent>
                 <w:r>
                   <w:rPr>
@@ -8559,15 +8547,7 @@
                 <w:sz w:val="18"/>
                 <w:szCs w:val="21"/>
               </w:rPr>
-              <w:t xml:space="preserve">  </w:t>
-            </w:r>
-            <w:r>
-              <w:rPr>
-                <w:color w:val="242021"/>
-                <w:sz w:val="18"/>
-                <w:szCs w:val="21"/>
-              </w:rPr>
-              <w:t xml:space="preserve">  </w:t>
+              <w:t xml:space="preserve">    </w:t>
             </w:r>
             <w:r>
               <w:rPr>
@@ -8597,7 +8577,6 @@
                   <w14:uncheckedState w14:val="2610" w14:font="MS Gothic"/>
                 </w14:checkbox>
               </w:sdtPr>
-              <w:sdtEndPr/>
               <w:sdtContent>
                 <w:r>
                   <w:rPr>
@@ -8656,7 +8635,6 @@
                   <w14:uncheckedState w14:val="2610" w14:font="MS Gothic"/>
                 </w14:checkbox>
               </w:sdtPr>
-              <w:sdtEndPr/>
               <w:sdtContent>
                 <w:r>
                   <w:rPr>
@@ -8675,15 +8653,7 @@
                 <w:sz w:val="18"/>
                 <w:szCs w:val="21"/>
               </w:rPr>
-              <w:t xml:space="preserve">  </w:t>
-            </w:r>
-            <w:r>
-              <w:rPr>
-                <w:color w:val="242021"/>
-                <w:sz w:val="18"/>
-                <w:szCs w:val="21"/>
-              </w:rPr>
-              <w:t xml:space="preserve">  </w:t>
+              <w:t xml:space="preserve">    </w:t>
             </w:r>
             <w:r>
               <w:rPr>
@@ -8713,7 +8683,6 @@
                   <w14:uncheckedState w14:val="2610" w14:font="MS Gothic"/>
                 </w14:checkbox>
               </w:sdtPr>
-              <w:sdtEndPr/>
               <w:sdtContent>
                 <w:r>
                   <w:rPr>
@@ -8732,15 +8701,7 @@
                 <w:sz w:val="18"/>
                 <w:szCs w:val="21"/>
               </w:rPr>
-              <w:t xml:space="preserve">  </w:t>
-            </w:r>
-            <w:r>
-              <w:rPr>
-                <w:color w:val="242021"/>
-                <w:sz w:val="18"/>
-                <w:szCs w:val="21"/>
-              </w:rPr>
-              <w:t xml:space="preserve">  </w:t>
+              <w:t xml:space="preserve">    </w:t>
             </w:r>
             <w:r>
               <w:rPr>
@@ -8760,24 +8721,16 @@
                 <w:szCs w:val="22"/>
               </w:rPr>
             </w:pPr>
+            <w:proofErr w:type="gramStart"/>
             <w:r>
               <w:rPr>
                 <w:rStyle w:val="fontstyle01"/>
-              </w:rPr>
-              <w:t>6</w:t>
-            </w:r>
-            <w:r>
-              <w:rPr>
-                <w:rStyle w:val="fontstyle01"/>
-              </w:rPr>
-              <w:t xml:space="preserve"> </w:t>
-            </w:r>
-            <w:r>
-              <w:rPr>
-                <w:rStyle w:val="fontstyle01"/>
-              </w:rPr>
-              <w:t xml:space="preserve"> Education</w:t>
-            </w:r>
+                <w:b w:val="0"/>
+                <w:bCs w:val="0"/>
+              </w:rPr>
+              <w:t>6  Education</w:t>
+            </w:r>
+            <w:proofErr w:type="gramEnd"/>
           </w:p>
         </w:tc>
       </w:tr>
@@ -8834,7 +8787,6 @@
                   <w14:uncheckedState w14:val="2610" w14:font="MS Gothic"/>
                 </w14:checkbox>
               </w:sdtPr>
-              <w:sdtEndPr/>
               <w:sdtContent>
                 <w:r>
                   <w:rPr>
@@ -8877,7 +8829,6 @@
                   <w14:uncheckedState w14:val="2610" w14:font="MS Gothic"/>
                 </w14:checkbox>
               </w:sdtPr>
-              <w:sdtEndPr/>
               <w:sdtContent>
                 <w:r>
                   <w:rPr>
@@ -8913,7 +8864,27 @@
                 <w:sz w:val="20"/>
                 <w:szCs w:val="22"/>
               </w:rPr>
-              <w:t>In which year did you complete school?</w:t>
+              <w:t xml:space="preserve">In which year did </w:t>
+            </w:r>
+            <w:proofErr w:type="gramStart"/>
+            <w:r>
+              <w:rPr>
+                <w:color w:val="242021"/>
+                <w:position w:val="-6"/>
+                <w:sz w:val="20"/>
+                <w:szCs w:val="22"/>
+              </w:rPr>
+              <w:t>you</w:t>
+            </w:r>
+            <w:proofErr w:type="gramEnd"/>
+            <w:r>
+              <w:rPr>
+                <w:color w:val="242021"/>
+                <w:position w:val="-6"/>
+                <w:sz w:val="20"/>
+                <w:szCs w:val="22"/>
+              </w:rPr>
+              <w:t xml:space="preserve"> complete school?</w:t>
             </w:r>
           </w:p>
         </w:tc>
@@ -9083,7 +9054,6 @@
                   <w14:uncheckedState w14:val="2610" w14:font="MS Gothic"/>
                 </w14:checkbox>
               </w:sdtPr>
-              <w:sdtEndPr/>
               <w:sdtContent>
                 <w:r>
                   <w:rPr>
@@ -9110,15 +9080,7 @@
                 <w:sz w:val="18"/>
                 <w:szCs w:val="21"/>
               </w:rPr>
-              <w:t xml:space="preserve"> </w:t>
-            </w:r>
-            <w:r>
-              <w:rPr>
-                <w:color w:val="242021"/>
-                <w:sz w:val="18"/>
-                <w:szCs w:val="21"/>
-              </w:rPr>
-              <w:t xml:space="preserve">  </w:t>
+              <w:t xml:space="preserve">   </w:t>
             </w:r>
             <w:r>
               <w:rPr>
@@ -9148,7 +9110,6 @@
                   <w14:uncheckedState w14:val="2610" w14:font="MS Gothic"/>
                 </w14:checkbox>
               </w:sdtPr>
-              <w:sdtEndPr/>
               <w:sdtContent>
                 <w:r>
                   <w:rPr>
@@ -9167,23 +9128,7 @@
                 <w:sz w:val="18"/>
                 <w:szCs w:val="21"/>
               </w:rPr>
-              <w:t xml:space="preserve"> </w:t>
-            </w:r>
-            <w:r>
-              <w:rPr>
-                <w:color w:val="242021"/>
-                <w:sz w:val="18"/>
-                <w:szCs w:val="21"/>
-              </w:rPr>
-              <w:t xml:space="preserve">  </w:t>
-            </w:r>
-            <w:r>
-              <w:rPr>
-                <w:color w:val="242021"/>
-                <w:sz w:val="18"/>
-                <w:szCs w:val="21"/>
-              </w:rPr>
-              <w:t xml:space="preserve"> </w:t>
+              <w:t xml:space="preserve">    </w:t>
             </w:r>
             <w:r>
               <w:rPr>
@@ -9213,7 +9158,6 @@
                   <w14:uncheckedState w14:val="2610" w14:font="MS Gothic"/>
                 </w14:checkbox>
               </w:sdtPr>
-              <w:sdtEndPr/>
               <w:sdtContent>
                 <w:r>
                   <w:rPr>
@@ -9280,7 +9224,6 @@
                   <w14:uncheckedState w14:val="2610" w14:font="MS Gothic"/>
                 </w14:checkbox>
               </w:sdtPr>
-              <w:sdtEndPr/>
               <w:sdtContent>
                 <w:r>
                   <w:rPr>
@@ -9299,15 +9242,7 @@
                 <w:sz w:val="18"/>
                 <w:szCs w:val="21"/>
               </w:rPr>
-              <w:t xml:space="preserve">  </w:t>
-            </w:r>
-            <w:r>
-              <w:rPr>
-                <w:color w:val="242021"/>
-                <w:sz w:val="18"/>
-                <w:szCs w:val="21"/>
-              </w:rPr>
-              <w:t xml:space="preserve">  </w:t>
+              <w:t xml:space="preserve">    </w:t>
             </w:r>
             <w:r>
               <w:rPr>
@@ -9337,7 +9272,6 @@
                   <w14:uncheckedState w14:val="2610" w14:font="MS Gothic"/>
                 </w14:checkbox>
               </w:sdtPr>
-              <w:sdtEndPr/>
               <w:sdtContent>
                 <w:r>
                   <w:rPr>
@@ -9356,15 +9290,7 @@
                 <w:sz w:val="18"/>
                 <w:szCs w:val="21"/>
               </w:rPr>
-              <w:t xml:space="preserve">  </w:t>
-            </w:r>
-            <w:r>
-              <w:rPr>
-                <w:color w:val="242021"/>
-                <w:sz w:val="18"/>
-                <w:szCs w:val="21"/>
-              </w:rPr>
-              <w:t xml:space="preserve">  </w:t>
+              <w:t xml:space="preserve">    </w:t>
             </w:r>
             <w:r>
               <w:rPr>
@@ -9394,7 +9320,6 @@
                   <w14:uncheckedState w14:val="2610" w14:font="MS Gothic"/>
                 </w14:checkbox>
               </w:sdtPr>
-              <w:sdtEndPr/>
               <w:sdtContent>
                 <w:r>
                   <w:rPr>
@@ -9443,15 +9368,7 @@
                 <w:sz w:val="20"/>
                 <w:szCs w:val="20"/>
               </w:rPr>
-              <w:t>Have you successfully completed any of the following?</w:t>
-            </w:r>
-            <w:r>
-              <w:rPr>
-                <w:color w:val="242021"/>
-                <w:sz w:val="20"/>
-                <w:szCs w:val="20"/>
-              </w:rPr>
-              <w:t xml:space="preserve">        </w:t>
+              <w:t xml:space="preserve">Have you successfully completed any of the following?        </w:t>
             </w:r>
             <w:sdt>
               <w:sdtPr>
@@ -9467,7 +9384,6 @@
                   <w14:uncheckedState w14:val="2610" w14:font="MS Gothic"/>
                 </w14:checkbox>
               </w:sdtPr>
-              <w:sdtEndPr/>
               <w:sdtContent>
                 <w:r>
                   <w:rPr>
@@ -9494,15 +9410,7 @@
                 <w:sz w:val="18"/>
                 <w:szCs w:val="21"/>
               </w:rPr>
-              <w:t xml:space="preserve">  </w:t>
-            </w:r>
-            <w:r>
-              <w:rPr>
-                <w:color w:val="242021"/>
-                <w:sz w:val="18"/>
-                <w:szCs w:val="21"/>
-              </w:rPr>
-              <w:t>Yes</w:t>
+              <w:t xml:space="preserve">  Yes</w:t>
             </w:r>
             <w:r>
               <w:rPr>
@@ -9526,7 +9434,6 @@
                   <w14:uncheckedState w14:val="2610" w14:font="MS Gothic"/>
                 </w14:checkbox>
               </w:sdtPr>
-              <w:sdtEndPr/>
               <w:sdtContent>
                 <w:r>
                   <w:rPr>
@@ -9545,23 +9452,7 @@
                 <w:sz w:val="18"/>
                 <w:szCs w:val="21"/>
               </w:rPr>
-              <w:t xml:space="preserve">  </w:t>
-            </w:r>
-            <w:r>
-              <w:rPr>
-                <w:color w:val="242021"/>
-                <w:sz w:val="18"/>
-                <w:szCs w:val="21"/>
-              </w:rPr>
-              <w:t xml:space="preserve"> </w:t>
-            </w:r>
-            <w:r>
-              <w:rPr>
-                <w:color w:val="242021"/>
-                <w:sz w:val="18"/>
-                <w:szCs w:val="21"/>
-              </w:rPr>
-              <w:t>No</w:t>
+              <w:t xml:space="preserve">   No</w:t>
             </w:r>
           </w:p>
           <w:p>
@@ -9594,7 +9485,6 @@
                   <w14:uncheckedState w14:val="2610" w14:font="MS Gothic"/>
                 </w14:checkbox>
               </w:sdtPr>
-              <w:sdtEndPr/>
               <w:sdtContent>
                 <w:r>
                   <w:rPr>
@@ -9613,23 +9503,25 @@
                 <w:sz w:val="18"/>
                 <w:szCs w:val="21"/>
               </w:rPr>
-              <w:t xml:space="preserve"> </w:t>
-            </w:r>
-            <w:r>
-              <w:rPr>
-                <w:color w:val="242021"/>
-                <w:sz w:val="18"/>
-                <w:szCs w:val="21"/>
-              </w:rPr>
-              <w:t xml:space="preserve">   </w:t>
-            </w:r>
+              <w:t xml:space="preserve">    </w:t>
+            </w:r>
+            <w:proofErr w:type="gramStart"/>
             <w:r>
               <w:rPr>
                 <w:color w:val="242021"/>
                 <w:sz w:val="18"/>
                 <w:szCs w:val="18"/>
               </w:rPr>
-              <w:t>Bachelor Degree or Higher Degree</w:t>
+              <w:t>Bachelor Degree</w:t>
+            </w:r>
+            <w:proofErr w:type="gramEnd"/>
+            <w:r>
+              <w:rPr>
+                <w:color w:val="242021"/>
+                <w:sz w:val="18"/>
+                <w:szCs w:val="18"/>
+              </w:rPr>
+              <w:t xml:space="preserve"> or Higher Degree</w:t>
             </w:r>
             <w:r>
               <w:rPr>
@@ -9653,7 +9545,6 @@
                   <w14:uncheckedState w14:val="2610" w14:font="MS Gothic"/>
                 </w14:checkbox>
               </w:sdtPr>
-              <w:sdtEndPr/>
               <w:sdtContent>
                 <w:r>
                   <w:rPr>
@@ -9672,23 +9563,7 @@
                 <w:sz w:val="18"/>
                 <w:szCs w:val="21"/>
               </w:rPr>
-              <w:t xml:space="preserve">  </w:t>
-            </w:r>
-            <w:r>
-              <w:rPr>
-                <w:color w:val="242021"/>
-                <w:sz w:val="18"/>
-                <w:szCs w:val="21"/>
-              </w:rPr>
-              <w:t xml:space="preserve">  </w:t>
-            </w:r>
-            <w:r>
-              <w:rPr>
-                <w:color w:val="242021"/>
-                <w:sz w:val="18"/>
-                <w:szCs w:val="21"/>
-              </w:rPr>
-              <w:t>Certificate III (or Trade Certificate)</w:t>
+              <w:t xml:space="preserve">    Certificate III (or Trade Certificate)</w:t>
             </w:r>
           </w:p>
           <w:p>
@@ -9721,7 +9596,6 @@
                   <w14:uncheckedState w14:val="2610" w14:font="MS Gothic"/>
                 </w14:checkbox>
               </w:sdtPr>
-              <w:sdtEndPr/>
               <w:sdtContent>
                 <w:r>
                   <w:rPr>
@@ -9740,15 +9614,7 @@
                 <w:sz w:val="18"/>
                 <w:szCs w:val="21"/>
               </w:rPr>
-              <w:t xml:space="preserve">  </w:t>
-            </w:r>
-            <w:r>
-              <w:rPr>
-                <w:color w:val="242021"/>
-                <w:sz w:val="18"/>
-                <w:szCs w:val="21"/>
-              </w:rPr>
-              <w:t xml:space="preserve">  </w:t>
+              <w:t xml:space="preserve">    </w:t>
             </w:r>
             <w:r>
               <w:rPr>
@@ -9756,8 +9622,18 @@
                 <w:sz w:val="18"/>
                 <w:szCs w:val="18"/>
               </w:rPr>
-              <w:t>Advanced Diploma or Associate Degree</w:t>
-            </w:r>
+              <w:t xml:space="preserve">Advanced Diploma or </w:t>
+            </w:r>
+            <w:proofErr w:type="gramStart"/>
+            <w:r>
+              <w:rPr>
+                <w:color w:val="242021"/>
+                <w:sz w:val="18"/>
+                <w:szCs w:val="18"/>
+              </w:rPr>
+              <w:t>Associate Degree</w:t>
+            </w:r>
+            <w:proofErr w:type="gramEnd"/>
             <w:r>
               <w:rPr>
                 <w:color w:val="242021"/>
@@ -9780,7 +9656,6 @@
                   <w14:uncheckedState w14:val="2610" w14:font="MS Gothic"/>
                 </w14:checkbox>
               </w:sdtPr>
-              <w:sdtEndPr/>
               <w:sdtContent>
                 <w:r>
                   <w:rPr>
@@ -9799,15 +9674,7 @@
                 <w:sz w:val="18"/>
                 <w:szCs w:val="21"/>
               </w:rPr>
-              <w:t xml:space="preserve">  </w:t>
-            </w:r>
-            <w:r>
-              <w:rPr>
-                <w:color w:val="242021"/>
-                <w:sz w:val="18"/>
-                <w:szCs w:val="21"/>
-              </w:rPr>
-              <w:t xml:space="preserve">  </w:t>
+              <w:t xml:space="preserve">    </w:t>
             </w:r>
             <w:r>
               <w:rPr>
@@ -9848,7 +9715,6 @@
                   <w14:uncheckedState w14:val="2610" w14:font="MS Gothic"/>
                 </w14:checkbox>
               </w:sdtPr>
-              <w:sdtEndPr/>
               <w:sdtContent>
                 <w:r>
                   <w:rPr>
@@ -9875,15 +9741,7 @@
                 <w:sz w:val="18"/>
                 <w:szCs w:val="21"/>
               </w:rPr>
-              <w:t xml:space="preserve"> </w:t>
-            </w:r>
-            <w:r>
-              <w:rPr>
-                <w:color w:val="242021"/>
-                <w:sz w:val="18"/>
-                <w:szCs w:val="21"/>
-              </w:rPr>
-              <w:t xml:space="preserve">  </w:t>
+              <w:t xml:space="preserve">   </w:t>
             </w:r>
             <w:r>
               <w:rPr>
@@ -9915,7 +9773,6 @@
                   <w14:uncheckedState w14:val="2610" w14:font="MS Gothic"/>
                 </w14:checkbox>
               </w:sdtPr>
-              <w:sdtEndPr/>
               <w:sdtContent>
                 <w:r>
                   <w:rPr>
@@ -9942,15 +9799,7 @@
                 <w:sz w:val="18"/>
                 <w:szCs w:val="21"/>
               </w:rPr>
-              <w:t xml:space="preserve"> </w:t>
-            </w:r>
-            <w:r>
-              <w:rPr>
-                <w:color w:val="242021"/>
-                <w:sz w:val="18"/>
-                <w:szCs w:val="21"/>
-              </w:rPr>
-              <w:t xml:space="preserve">  </w:t>
+              <w:t xml:space="preserve">   </w:t>
             </w:r>
             <w:r>
               <w:rPr>
@@ -9991,7 +9840,6 @@
                   <w14:uncheckedState w14:val="2610" w14:font="MS Gothic"/>
                 </w14:checkbox>
               </w:sdtPr>
-              <w:sdtEndPr/>
               <w:sdtContent>
                 <w:r>
                   <w:rPr>
@@ -10018,15 +9866,7 @@
                 <w:sz w:val="18"/>
                 <w:szCs w:val="21"/>
               </w:rPr>
-              <w:t xml:space="preserve"> </w:t>
-            </w:r>
-            <w:r>
-              <w:rPr>
-                <w:color w:val="242021"/>
-                <w:sz w:val="18"/>
-                <w:szCs w:val="21"/>
-              </w:rPr>
-              <w:t xml:space="preserve">  </w:t>
+              <w:t xml:space="preserve">   </w:t>
             </w:r>
             <w:r>
               <w:rPr>
@@ -10034,15 +9874,7 @@
                 <w:sz w:val="18"/>
                 <w:szCs w:val="18"/>
               </w:rPr>
-              <w:t>Certificate IV (or Advanced Certificate/Technician</w:t>
-            </w:r>
-            <w:r>
-              <w:rPr>
-                <w:color w:val="242021"/>
-                <w:sz w:val="18"/>
-                <w:szCs w:val="18"/>
-              </w:rPr>
-              <w:t>)</w:t>
+              <w:t>Certificate IV (or Advanced Certificate/Technician)</w:t>
             </w:r>
             <w:r>
               <w:rPr>
@@ -10066,7 +9898,6 @@
                   <w14:uncheckedState w14:val="2610" w14:font="MS Gothic"/>
                 </w14:checkbox>
               </w:sdtPr>
-              <w:sdtEndPr/>
               <w:sdtContent>
                 <w:r>
                   <w:rPr>
@@ -10085,15 +9916,7 @@
                 <w:sz w:val="18"/>
                 <w:szCs w:val="21"/>
               </w:rPr>
-              <w:t xml:space="preserve">  </w:t>
-            </w:r>
-            <w:r>
-              <w:rPr>
-                <w:color w:val="242021"/>
-                <w:sz w:val="18"/>
-                <w:szCs w:val="21"/>
-              </w:rPr>
-              <w:t xml:space="preserve">  </w:t>
+              <w:t xml:space="preserve">    </w:t>
             </w:r>
             <w:r>
               <w:rPr>
@@ -10101,15 +9924,7 @@
                 <w:sz w:val="18"/>
                 <w:szCs w:val="18"/>
               </w:rPr>
-              <w:t>Other education (including overseas quals not listed above</w:t>
-            </w:r>
-            <w:r>
-              <w:rPr>
-                <w:color w:val="242021"/>
-                <w:sz w:val="18"/>
-                <w:szCs w:val="18"/>
-              </w:rPr>
-              <w:t>)</w:t>
+              <w:t>Other education (including overseas quals not listed above)</w:t>
             </w:r>
           </w:p>
           <w:p>
@@ -10123,65 +9938,23 @@
                 <w:color w:val="242021"/>
               </w:rPr>
             </w:pPr>
+            <w:proofErr w:type="gramStart"/>
             <w:r>
               <w:rPr>
                 <w:rStyle w:val="fontstyle01"/>
-              </w:rPr>
-              <w:t xml:space="preserve">7 </w:t>
-            </w:r>
+                <w:b w:val="0"/>
+                <w:bCs w:val="0"/>
+              </w:rPr>
+              <w:t>7  Enter</w:t>
+            </w:r>
+            <w:proofErr w:type="gramEnd"/>
             <w:r>
               <w:rPr>
                 <w:rStyle w:val="fontstyle01"/>
-              </w:rPr>
-              <w:t xml:space="preserve"> Enter details of </w:t>
-            </w:r>
-            <w:r>
-              <w:rPr>
-                <w:rStyle w:val="fontstyle01"/>
-              </w:rPr>
-              <w:t>p</w:t>
-            </w:r>
-            <w:r>
-              <w:rPr>
-                <w:rStyle w:val="fontstyle01"/>
-              </w:rPr>
-              <w:t xml:space="preserve">rior </w:t>
-            </w:r>
-            <w:r>
-              <w:rPr>
-                <w:rStyle w:val="fontstyle01"/>
-              </w:rPr>
-              <w:t>q</w:t>
-            </w:r>
-            <w:r>
-              <w:rPr>
-                <w:rStyle w:val="fontstyle01"/>
-              </w:rPr>
-              <w:t xml:space="preserve">ualifications and </w:t>
-            </w:r>
-            <w:r>
-              <w:rPr>
-                <w:rStyle w:val="fontstyle01"/>
-              </w:rPr>
-              <w:t>m</w:t>
-            </w:r>
-            <w:r>
-              <w:rPr>
-                <w:rStyle w:val="fontstyle01"/>
-              </w:rPr>
-              <w:t xml:space="preserve">ining </w:t>
-            </w:r>
-            <w:r>
-              <w:rPr>
-                <w:rStyle w:val="fontstyle01"/>
-              </w:rPr>
-              <w:t>e</w:t>
-            </w:r>
-            <w:r>
-              <w:rPr>
-                <w:rStyle w:val="fontstyle01"/>
-              </w:rPr>
-              <w:t>xperience below</w:t>
+                <w:b w:val="0"/>
+                <w:bCs w:val="0"/>
+              </w:rPr>
+              <w:t xml:space="preserve"> details of prior qualifications and mining experience below</w:t>
             </w:r>
             <w:r>
               <w:rPr>
@@ -10237,15 +10010,11 @@
             <w:pPr>
               <w:ind w:left="115"/>
               <w:rPr>
-                <w:b/>
-                <w:bCs/>
-                <w:color w:val="242021"/>
-              </w:rPr>
-            </w:pPr>
-            <w:r>
-              <w:rPr>
-                <w:b/>
-                <w:bCs/>
+                <w:color w:val="242021"/>
+              </w:rPr>
+            </w:pPr>
+            <w:r>
+              <w:rPr>
                 <w:color w:val="242021"/>
                 <w:sz w:val="20"/>
                 <w:szCs w:val="22"/>
@@ -10662,8 +10431,6 @@
             </w:pPr>
             <w:r>
               <w:rPr>
-                <w:b/>
-                <w:bCs/>
                 <w:color w:val="242021"/>
                 <w:sz w:val="20"/>
                 <w:szCs w:val="22"/>
@@ -10952,8 +10719,6 @@
             </w:pPr>
             <w:r>
               <w:rPr>
-                <w:b/>
-                <w:bCs/>
                 <w:color w:val="242021"/>
                 <w:sz w:val="20"/>
                 <w:szCs w:val="22"/>
@@ -11077,11 +10842,15 @@
         <w:spacing w:after="160" w:line="259" w:lineRule="auto"/>
         <w:rPr>
           <w:rStyle w:val="fontstyle01"/>
+          <w:b w:val="0"/>
+          <w:bCs w:val="0"/>
         </w:rPr>
       </w:pPr>
       <w:r>
         <w:rPr>
           <w:rStyle w:val="fontstyle01"/>
+          <w:b w:val="0"/>
+          <w:bCs w:val="0"/>
         </w:rPr>
         <w:br w:type="page"/>
       </w:r>
@@ -11095,6 +10864,8 @@
         <w:ind w:left="28"/>
         <w:rPr>
           <w:rStyle w:val="fontstyle01"/>
+          <w:b w:val="0"/>
+          <w:bCs w:val="0"/>
         </w:rPr>
       </w:pPr>
     </w:p>
@@ -11107,25 +10878,43 @@
         <w:ind w:left="28"/>
         <w:rPr>
           <w:rStyle w:val="fontstyle01"/>
+          <w:b w:val="0"/>
+          <w:bCs w:val="0"/>
         </w:rPr>
       </w:pPr>
+      <w:proofErr w:type="gramStart"/>
       <w:r>
         <w:rPr>
           <w:rStyle w:val="fontstyle01"/>
+          <w:b w:val="0"/>
+          <w:bCs w:val="0"/>
         </w:rPr>
         <w:t>8</w:t>
       </w:r>
       <w:r>
         <w:rPr>
           <w:rStyle w:val="fontstyle01"/>
+          <w:b w:val="0"/>
+          <w:bCs w:val="0"/>
         </w:rPr>
         <w:t xml:space="preserve"> </w:t>
       </w:r>
       <w:r>
         <w:rPr>
           <w:rStyle w:val="fontstyle01"/>
+          <w:b w:val="0"/>
+          <w:bCs w:val="0"/>
         </w:rPr>
-        <w:t xml:space="preserve"> Select the reason for undertaking this training</w:t>
+        <w:t xml:space="preserve"> Select</w:t>
+      </w:r>
+      <w:proofErr w:type="gramEnd"/>
+      <w:r>
+        <w:rPr>
+          <w:rStyle w:val="fontstyle01"/>
+          <w:b w:val="0"/>
+          <w:bCs w:val="0"/>
+        </w:rPr>
+        <w:t xml:space="preserve"> the reason for undertaking this training</w:t>
       </w:r>
     </w:p>
     <w:tbl>
@@ -11158,6 +10947,8 @@
               <w:spacing w:before="60" w:after="60" w:line="276" w:lineRule="auto"/>
               <w:rPr>
                 <w:rStyle w:val="fontstyle01"/>
+                <w:b w:val="0"/>
+                <w:bCs w:val="0"/>
                 <w:sz w:val="18"/>
                 <w:szCs w:val="18"/>
               </w:rPr>
@@ -11165,8 +10956,6 @@
             <w:sdt>
               <w:sdtPr>
                 <w:rPr>
-                  <w:b/>
-                  <w:bCs/>
                   <w:color w:val="242021"/>
                   <w:sz w:val="20"/>
                   <w:szCs w:val="20"/>
@@ -11178,7 +10967,6 @@
                   <w14:uncheckedState w14:val="2610" w14:font="MS Gothic"/>
                 </w14:checkbox>
               </w:sdtPr>
-              <w:sdtEndPr/>
               <w:sdtContent>
                 <w:r>
                   <w:rPr>
@@ -11218,6 +11006,8 @@
               <w:spacing w:before="60" w:after="60" w:line="276" w:lineRule="auto"/>
               <w:rPr>
                 <w:rStyle w:val="fontstyle01"/>
+                <w:b w:val="0"/>
+                <w:bCs w:val="0"/>
                 <w:sz w:val="18"/>
                 <w:szCs w:val="18"/>
               </w:rPr>
@@ -11225,8 +11015,6 @@
             <w:sdt>
               <w:sdtPr>
                 <w:rPr>
-                  <w:b/>
-                  <w:bCs/>
                   <w:color w:val="242021"/>
                   <w:sz w:val="20"/>
                   <w:szCs w:val="20"/>
@@ -11238,7 +11026,6 @@
                   <w14:uncheckedState w14:val="2610" w14:font="MS Gothic"/>
                 </w14:checkbox>
               </w:sdtPr>
-              <w:sdtEndPr/>
               <w:sdtContent>
                 <w:r>
                   <w:rPr>
@@ -11277,8 +11064,6 @@
             <w:pPr>
               <w:spacing w:before="60" w:after="60" w:line="276" w:lineRule="auto"/>
               <w:rPr>
-                <w:b/>
-                <w:bCs/>
                 <w:color w:val="242021"/>
                 <w:sz w:val="18"/>
                 <w:szCs w:val="18"/>
@@ -11298,7 +11083,6 @@
                   <w14:uncheckedState w14:val="2610" w14:font="MS Gothic"/>
                 </w14:checkbox>
               </w:sdtPr>
-              <w:sdtEndPr/>
               <w:sdtContent>
                 <w:r>
                   <w:rPr>
@@ -11332,6 +11116,8 @@
               <w:spacing w:before="60" w:after="60" w:line="276" w:lineRule="auto"/>
               <w:rPr>
                 <w:rStyle w:val="fontstyle01"/>
+                <w:b w:val="0"/>
+                <w:bCs w:val="0"/>
                 <w:sz w:val="18"/>
                 <w:szCs w:val="18"/>
               </w:rPr>
@@ -11339,8 +11125,6 @@
             <w:sdt>
               <w:sdtPr>
                 <w:rPr>
-                  <w:b/>
-                  <w:bCs/>
                   <w:color w:val="242021"/>
                   <w:sz w:val="20"/>
                   <w:szCs w:val="20"/>
@@ -11352,7 +11136,6 @@
                   <w14:uncheckedState w14:val="2610" w14:font="MS Gothic"/>
                 </w14:checkbox>
               </w:sdtPr>
-              <w:sdtEndPr/>
               <w:sdtContent>
                 <w:r>
                   <w:rPr>
@@ -11384,6 +11167,8 @@
               <w:spacing w:before="60" w:after="60" w:line="276" w:lineRule="auto"/>
               <w:rPr>
                 <w:rStyle w:val="fontstyle01"/>
+                <w:b w:val="0"/>
+                <w:bCs w:val="0"/>
                 <w:sz w:val="18"/>
                 <w:szCs w:val="18"/>
               </w:rPr>
@@ -11391,8 +11176,6 @@
             <w:sdt>
               <w:sdtPr>
                 <w:rPr>
-                  <w:b/>
-                  <w:bCs/>
                   <w:color w:val="242021"/>
                   <w:sz w:val="20"/>
                   <w:szCs w:val="20"/>
@@ -11404,7 +11187,6 @@
                   <w14:uncheckedState w14:val="2610" w14:font="MS Gothic"/>
                 </w14:checkbox>
               </w:sdtPr>
-              <w:sdtEndPr/>
               <w:sdtContent>
                 <w:r>
                   <w:rPr>
@@ -11444,6 +11226,8 @@
               <w:spacing w:before="60" w:after="60" w:line="276" w:lineRule="auto"/>
               <w:rPr>
                 <w:rStyle w:val="fontstyle01"/>
+                <w:b w:val="0"/>
+                <w:bCs w:val="0"/>
                 <w:sz w:val="18"/>
                 <w:szCs w:val="18"/>
               </w:rPr>
@@ -11451,8 +11235,6 @@
             <w:sdt>
               <w:sdtPr>
                 <w:rPr>
-                  <w:b/>
-                  <w:bCs/>
                   <w:color w:val="242021"/>
                   <w:sz w:val="20"/>
                   <w:szCs w:val="20"/>
@@ -11464,7 +11246,6 @@
                   <w14:uncheckedState w14:val="2610" w14:font="MS Gothic"/>
                 </w14:checkbox>
               </w:sdtPr>
-              <w:sdtEndPr/>
               <w:sdtContent>
                 <w:r>
                   <w:rPr>
@@ -11506,6 +11287,8 @@
               <w:spacing w:before="60" w:after="60" w:line="276" w:lineRule="auto"/>
               <w:rPr>
                 <w:rStyle w:val="fontstyle01"/>
+                <w:b w:val="0"/>
+                <w:bCs w:val="0"/>
                 <w:sz w:val="18"/>
                 <w:szCs w:val="18"/>
               </w:rPr>
@@ -11513,8 +11296,6 @@
             <w:sdt>
               <w:sdtPr>
                 <w:rPr>
-                  <w:b/>
-                  <w:bCs/>
                   <w:color w:val="242021"/>
                   <w:sz w:val="20"/>
                   <w:szCs w:val="20"/>
@@ -11526,7 +11307,6 @@
                   <w14:uncheckedState w14:val="2610" w14:font="MS Gothic"/>
                 </w14:checkbox>
               </w:sdtPr>
-              <w:sdtEndPr/>
               <w:sdtContent>
                 <w:r>
                   <w:rPr>
@@ -11566,6 +11346,8 @@
               <w:spacing w:before="60" w:after="60" w:line="276" w:lineRule="auto"/>
               <w:rPr>
                 <w:rStyle w:val="fontstyle01"/>
+                <w:b w:val="0"/>
+                <w:bCs w:val="0"/>
                 <w:sz w:val="18"/>
                 <w:szCs w:val="18"/>
               </w:rPr>
@@ -11573,8 +11355,6 @@
             <w:sdt>
               <w:sdtPr>
                 <w:rPr>
-                  <w:b/>
-                  <w:bCs/>
                   <w:color w:val="242021"/>
                   <w:sz w:val="20"/>
                   <w:szCs w:val="20"/>
@@ -11586,7 +11366,6 @@
                   <w14:uncheckedState w14:val="2610" w14:font="MS Gothic"/>
                 </w14:checkbox>
               </w:sdtPr>
-              <w:sdtEndPr/>
               <w:sdtContent>
                 <w:r>
                   <w:rPr>
@@ -11618,6 +11397,8 @@
               <w:spacing w:before="60" w:after="60" w:line="276" w:lineRule="auto"/>
               <w:rPr>
                 <w:rStyle w:val="fontstyle01"/>
+                <w:b w:val="0"/>
+                <w:bCs w:val="0"/>
                 <w:sz w:val="18"/>
                 <w:szCs w:val="18"/>
               </w:rPr>
@@ -11625,8 +11406,6 @@
             <w:sdt>
               <w:sdtPr>
                 <w:rPr>
-                  <w:b/>
-                  <w:bCs/>
                   <w:color w:val="242021"/>
                   <w:sz w:val="20"/>
                   <w:szCs w:val="20"/>
@@ -11638,7 +11417,6 @@
                   <w14:uncheckedState w14:val="2610" w14:font="MS Gothic"/>
                 </w14:checkbox>
               </w:sdtPr>
-              <w:sdtEndPr/>
               <w:sdtContent>
                 <w:r>
                   <w:rPr>
@@ -11672,6 +11450,8 @@
               <w:spacing w:before="60" w:after="60" w:line="276" w:lineRule="auto"/>
               <w:rPr>
                 <w:rStyle w:val="fontstyle01"/>
+                <w:b w:val="0"/>
+                <w:bCs w:val="0"/>
                 <w:sz w:val="18"/>
                 <w:szCs w:val="18"/>
               </w:rPr>
@@ -11679,8 +11459,6 @@
             <w:sdt>
               <w:sdtPr>
                 <w:rPr>
-                  <w:b/>
-                  <w:bCs/>
                   <w:color w:val="242021"/>
                   <w:sz w:val="20"/>
                   <w:szCs w:val="20"/>
@@ -11692,7 +11470,6 @@
                   <w14:uncheckedState w14:val="2610" w14:font="MS Gothic"/>
                 </w14:checkbox>
               </w:sdtPr>
-              <w:sdtEndPr/>
               <w:sdtContent>
                 <w:r>
                   <w:rPr>
@@ -11724,6 +11501,8 @@
               <w:spacing w:before="60" w:after="60" w:line="276" w:lineRule="auto"/>
               <w:rPr>
                 <w:rStyle w:val="fontstyle01"/>
+                <w:b w:val="0"/>
+                <w:bCs w:val="0"/>
                 <w:sz w:val="18"/>
                 <w:szCs w:val="18"/>
               </w:rPr>
@@ -11731,8 +11510,6 @@
             <w:sdt>
               <w:sdtPr>
                 <w:rPr>
-                  <w:b/>
-                  <w:bCs/>
                   <w:color w:val="242021"/>
                   <w:sz w:val="20"/>
                   <w:szCs w:val="20"/>
@@ -11744,7 +11521,6 @@
                   <w14:uncheckedState w14:val="2610" w14:font="MS Gothic"/>
                 </w14:checkbox>
               </w:sdtPr>
-              <w:sdtEndPr/>
               <w:sdtContent>
                 <w:r>
                   <w:rPr>
@@ -11763,23 +11539,7 @@
                 <w:sz w:val="18"/>
                 <w:szCs w:val="18"/>
               </w:rPr>
-              <w:t xml:space="preserve"> </w:t>
-            </w:r>
-            <w:r>
-              <w:rPr>
-                <w:color w:val="242021"/>
-                <w:sz w:val="18"/>
-                <w:szCs w:val="18"/>
-              </w:rPr>
-              <w:t xml:space="preserve"> </w:t>
-            </w:r>
-            <w:r>
-              <w:rPr>
-                <w:color w:val="242021"/>
-                <w:sz w:val="18"/>
-                <w:szCs w:val="18"/>
-              </w:rPr>
-              <w:t>For personal interest or self-development</w:t>
+              <w:t xml:space="preserve">  For personal interest or self-development</w:t>
             </w:r>
           </w:p>
         </w:tc>
@@ -11792,6 +11552,8 @@
               <w:spacing w:before="60" w:after="60" w:line="276" w:lineRule="auto"/>
               <w:rPr>
                 <w:rStyle w:val="fontstyle01"/>
+                <w:b w:val="0"/>
+                <w:bCs w:val="0"/>
                 <w:sz w:val="18"/>
                 <w:szCs w:val="18"/>
               </w:rPr>
@@ -11806,6 +11568,8 @@
         <w:ind w:left="29"/>
         <w:rPr>
           <w:rStyle w:val="fontstyle01"/>
+          <w:b w:val="0"/>
+          <w:bCs w:val="0"/>
         </w:rPr>
       </w:pPr>
     </w:p>
@@ -11815,25 +11579,27 @@
         <w:ind w:left="29"/>
         <w:rPr>
           <w:rStyle w:val="fontstyle01"/>
+          <w:b w:val="0"/>
+          <w:bCs w:val="0"/>
         </w:rPr>
       </w:pPr>
+      <w:proofErr w:type="gramStart"/>
       <w:r>
         <w:rPr>
           <w:rStyle w:val="fontstyle01"/>
+          <w:b w:val="0"/>
+          <w:bCs w:val="0"/>
         </w:rPr>
-        <w:t xml:space="preserve">9 </w:t>
+        <w:t>9  Training</w:t>
       </w:r>
+      <w:proofErr w:type="gramEnd"/>
       <w:r>
         <w:rPr>
           <w:rStyle w:val="fontstyle01"/>
+          <w:b w:val="0"/>
+          <w:bCs w:val="0"/>
         </w:rPr>
-        <w:t xml:space="preserve"> T</w:t>
-      </w:r>
-      <w:r>
-        <w:rPr>
-          <w:rStyle w:val="fontstyle01"/>
-        </w:rPr>
-        <w:t>raining being undertaken</w:t>
+        <w:t xml:space="preserve"> being undertaken</w:t>
       </w:r>
     </w:p>
     <w:p>
@@ -11841,8 +11607,6 @@
         <w:spacing w:before="280"/>
         <w:ind w:left="360"/>
         <w:rPr>
-          <w:b/>
-          <w:bCs/>
           <w:color w:val="242021"/>
           <w:sz w:val="24"/>
           <w:szCs w:val="32"/>
@@ -11850,8 +11614,6 @@
       </w:pPr>
       <w:r>
         <w:rPr>
-          <w:b/>
-          <w:bCs/>
           <w:color w:val="242021"/>
           <w:sz w:val="24"/>
           <w:szCs w:val="32"/>
@@ -11897,14 +11659,28 @@
         <w:ind w:left="28"/>
         <w:rPr>
           <w:rStyle w:val="fontstyle01"/>
+          <w:b w:val="0"/>
+          <w:bCs w:val="0"/>
           <w:color w:val="auto"/>
         </w:rPr>
       </w:pPr>
+      <w:proofErr w:type="gramStart"/>
       <w:r>
         <w:rPr>
           <w:rStyle w:val="fontstyle01"/>
+          <w:b w:val="0"/>
+          <w:bCs w:val="0"/>
         </w:rPr>
-        <w:t>10  Refund Policy</w:t>
+        <w:t>10  Refund</w:t>
+      </w:r>
+      <w:proofErr w:type="gramEnd"/>
+      <w:r>
+        <w:rPr>
+          <w:rStyle w:val="fontstyle01"/>
+          <w:b w:val="0"/>
+          <w:bCs w:val="0"/>
+        </w:rPr>
+        <w:t xml:space="preserve"> Policy</w:t>
       </w:r>
     </w:p>
     <w:p>
@@ -11913,6 +11689,8 @@
         <w:ind w:left="28"/>
         <w:rPr>
           <w:rStyle w:val="fontstyle01"/>
+          <w:b w:val="0"/>
+          <w:bCs w:val="0"/>
         </w:rPr>
       </w:pPr>
     </w:p>
@@ -11951,12 +11729,21 @@
           <w:szCs w:val="24"/>
         </w:rPr>
       </w:pPr>
+      <w:proofErr w:type="gramStart"/>
       <w:r>
         <w:rPr>
           <w:sz w:val="20"/>
           <w:szCs w:val="24"/>
         </w:rPr>
-        <w:t>the course is cancelled</w:t>
+        <w:t>the</w:t>
+      </w:r>
+      <w:proofErr w:type="gramEnd"/>
+      <w:r>
+        <w:rPr>
+          <w:sz w:val="20"/>
+          <w:szCs w:val="24"/>
+        </w:rPr>
+        <w:t xml:space="preserve"> course is cancelled</w:t>
       </w:r>
     </w:p>
     <w:p>
@@ -11972,12 +11759,21 @@
           <w:szCs w:val="24"/>
         </w:rPr>
       </w:pPr>
+      <w:proofErr w:type="gramStart"/>
       <w:r>
         <w:rPr>
           <w:sz w:val="20"/>
           <w:szCs w:val="24"/>
         </w:rPr>
-        <w:t xml:space="preserve">a student is not given a place due to the class being full. </w:t>
+        <w:t>a student</w:t>
+      </w:r>
+      <w:proofErr w:type="gramEnd"/>
+      <w:r>
+        <w:rPr>
+          <w:sz w:val="20"/>
+          <w:szCs w:val="24"/>
+        </w:rPr>
+        <w:t xml:space="preserve"> is not given a place due to the class being full. </w:t>
       </w:r>
     </w:p>
     <w:p>
@@ -12037,12 +11833,21 @@
           <w:szCs w:val="24"/>
         </w:rPr>
       </w:pPr>
+      <w:proofErr w:type="gramStart"/>
       <w:r>
         <w:rPr>
           <w:sz w:val="20"/>
           <w:szCs w:val="24"/>
         </w:rPr>
-        <w:t>the enrolment can be cancelled and, if fees have been paid, a full refund of fees will be given.</w:t>
+        <w:t>the</w:t>
+      </w:r>
+      <w:proofErr w:type="gramEnd"/>
+      <w:r>
+        <w:rPr>
+          <w:sz w:val="20"/>
+          <w:szCs w:val="24"/>
+        </w:rPr>
+        <w:t xml:space="preserve"> enrolment can be cancelled and, if fees have been paid, a full refund of fees will be given.</w:t>
       </w:r>
     </w:p>
     <w:p>
@@ -12118,6 +11923,8 @@
         <w:ind w:left="29"/>
         <w:rPr>
           <w:rStyle w:val="fontstyle01"/>
+          <w:b w:val="0"/>
+          <w:bCs w:val="0"/>
           <w:color w:val="auto"/>
           <w:sz w:val="20"/>
           <w:szCs w:val="20"/>
@@ -12129,6 +11936,8 @@
         <w:ind w:left="29"/>
         <w:rPr>
           <w:rStyle w:val="fontstyle21"/>
+          <w:b w:val="0"/>
+          <w:bCs w:val="0"/>
           <w:sz w:val="20"/>
           <w:szCs w:val="20"/>
         </w:rPr>
@@ -12140,6 +11949,8 @@
         <w:rPr>
           <w:rStyle w:val="fontstyle21"/>
           <w:rFonts w:ascii="Arial" w:hAnsi="Arial"/>
+          <w:b w:val="0"/>
+          <w:bCs w:val="0"/>
           <w:color w:val="auto"/>
           <w:sz w:val="20"/>
           <w:szCs w:val="20"/>
@@ -12149,6 +11960,8 @@
         <w:rPr>
           <w:rStyle w:val="fontstyle21"/>
           <w:rFonts w:ascii="Arial" w:hAnsi="Arial"/>
+          <w:b w:val="0"/>
+          <w:bCs w:val="0"/>
           <w:color w:val="auto"/>
           <w:sz w:val="20"/>
           <w:szCs w:val="20"/>
@@ -12159,6 +11972,8 @@
         <w:rPr>
           <w:rStyle w:val="fontstyle21"/>
           <w:rFonts w:ascii="Arial" w:hAnsi="Arial"/>
+          <w:b w:val="0"/>
+          <w:bCs w:val="0"/>
           <w:color w:val="auto"/>
           <w:sz w:val="20"/>
           <w:szCs w:val="20"/>
@@ -12173,6 +11988,8 @@
         <w:rPr>
           <w:rStyle w:val="fontstyle21"/>
           <w:rFonts w:ascii="Arial" w:hAnsi="Arial"/>
+          <w:b w:val="0"/>
+          <w:bCs w:val="0"/>
           <w:color w:val="auto"/>
           <w:sz w:val="20"/>
           <w:szCs w:val="20"/>
@@ -12185,6 +12002,8 @@
         <w:rPr>
           <w:rStyle w:val="fontstyle21"/>
           <w:rFonts w:ascii="Arial" w:hAnsi="Arial"/>
+          <w:b w:val="0"/>
+          <w:bCs w:val="0"/>
           <w:color w:val="auto"/>
           <w:sz w:val="20"/>
           <w:szCs w:val="20"/>
@@ -12194,6 +12013,8 @@
         <w:rPr>
           <w:rStyle w:val="fontstyle21"/>
           <w:rFonts w:ascii="Arial" w:hAnsi="Arial"/>
+          <w:b w:val="0"/>
+          <w:bCs w:val="0"/>
           <w:color w:val="auto"/>
           <w:sz w:val="20"/>
           <w:szCs w:val="20"/>
@@ -12204,6 +12025,8 @@
         <w:rPr>
           <w:rStyle w:val="fontstyle21"/>
           <w:rFonts w:ascii="Arial" w:hAnsi="Arial"/>
+          <w:b w:val="0"/>
+          <w:bCs w:val="0"/>
           <w:color w:val="auto"/>
           <w:sz w:val="20"/>
           <w:szCs w:val="20"/>
@@ -12218,6 +12041,8 @@
         <w:rPr>
           <w:rStyle w:val="fontstyle21"/>
           <w:rFonts w:ascii="Arial" w:hAnsi="Arial"/>
+          <w:b w:val="0"/>
+          <w:bCs w:val="0"/>
           <w:color w:val="auto"/>
           <w:sz w:val="20"/>
           <w:szCs w:val="20"/>
@@ -12230,6 +12055,8 @@
         <w:rPr>
           <w:rStyle w:val="fontstyle21"/>
           <w:rFonts w:ascii="Arial" w:hAnsi="Arial"/>
+          <w:b w:val="0"/>
+          <w:bCs w:val="0"/>
           <w:color w:val="auto"/>
           <w:sz w:val="20"/>
           <w:szCs w:val="20"/>
@@ -12239,55 +12066,70 @@
         <w:rPr>
           <w:rStyle w:val="fontstyle21"/>
           <w:rFonts w:ascii="Arial" w:hAnsi="Arial"/>
+          <w:b w:val="0"/>
+          <w:bCs w:val="0"/>
           <w:color w:val="auto"/>
           <w:sz w:val="20"/>
           <w:szCs w:val="20"/>
         </w:rPr>
-        <w:t>(Blackwater or Dysart Station)</w:t>
+        <w:t>(Blackwater</w:t>
       </w:r>
-    </w:p>
-    <w:p>
-      <w:pPr>
-        <w:ind w:left="29"/>
+      <w:r>
         <w:rPr>
           <w:rStyle w:val="fontstyle21"/>
           <w:rFonts w:ascii="Arial" w:hAnsi="Arial"/>
+          <w:b w:val="0"/>
+          <w:bCs w:val="0"/>
           <w:color w:val="auto"/>
           <w:sz w:val="20"/>
           <w:szCs w:val="20"/>
         </w:rPr>
-      </w:pPr>
-    </w:p>
-    <w:p>
-      <w:pPr>
-        <w:ind w:left="29"/>
+        <w:t>,</w:t>
+      </w:r>
+      <w:r>
         <w:rPr>
           <w:rStyle w:val="fontstyle21"/>
           <w:rFonts w:ascii="Arial" w:hAnsi="Arial"/>
+          <w:b w:val="0"/>
+          <w:bCs w:val="0"/>
           <w:color w:val="auto"/>
           <w:sz w:val="20"/>
           <w:szCs w:val="20"/>
         </w:rPr>
-      </w:pPr>
-    </w:p>
-    <w:p>
-      <w:pPr>
-        <w:ind w:left="29"/>
+        <w:t xml:space="preserve"> Dysart Station</w:t>
+      </w:r>
+      <w:r>
         <w:rPr>
           <w:rStyle w:val="fontstyle21"/>
           <w:rFonts w:ascii="Arial" w:hAnsi="Arial"/>
+          <w:b w:val="0"/>
+          <w:bCs w:val="0"/>
           <w:color w:val="auto"/>
           <w:sz w:val="20"/>
           <w:szCs w:val="20"/>
         </w:rPr>
-      </w:pPr>
-    </w:p>
-    <w:p>
-      <w:pPr>
-        <w:ind w:left="29"/>
+        <w:t xml:space="preserve"> or Online</w:t>
+      </w:r>
+      <w:r>
         <w:rPr>
           <w:rStyle w:val="fontstyle21"/>
           <w:rFonts w:ascii="Arial" w:hAnsi="Arial"/>
+          <w:b w:val="0"/>
+          <w:bCs w:val="0"/>
+          <w:color w:val="auto"/>
+          <w:sz w:val="20"/>
+          <w:szCs w:val="20"/>
+        </w:rPr>
+        <w:t>)</w:t>
+      </w:r>
+    </w:p>
+    <w:p>
+      <w:pPr>
+        <w:rPr>
+          <w:rStyle w:val="fontstyle21"/>
+          <w:rFonts w:ascii="Arial" w:hAnsi="Arial"/>
+          <w:b w:val="0"/>
+          <w:bCs w:val="0"/>
           <w:color w:val="auto"/>
           <w:sz w:val="20"/>
           <w:szCs w:val="20"/>
@@ -12326,11 +12168,15 @@
         <w:spacing w:after="160" w:line="259" w:lineRule="auto"/>
         <w:rPr>
           <w:rStyle w:val="fontstyle01"/>
+          <w:b w:val="0"/>
+          <w:bCs w:val="0"/>
         </w:rPr>
       </w:pPr>
       <w:r>
         <w:rPr>
           <w:rStyle w:val="fontstyle01"/>
+          <w:b w:val="0"/>
+          <w:bCs w:val="0"/>
         </w:rPr>
         <w:br w:type="page"/>
       </w:r>
@@ -12343,11 +12189,15 @@
         <w:ind w:right="43"/>
         <w:rPr>
           <w:rStyle w:val="fontstyle01"/>
+          <w:b w:val="0"/>
+          <w:bCs w:val="0"/>
         </w:rPr>
       </w:pPr>
       <w:r>
         <w:rPr>
           <w:rStyle w:val="fontstyle01"/>
+          <w:b w:val="0"/>
+          <w:bCs w:val="0"/>
         </w:rPr>
         <w:lastRenderedPageBreak/>
         <w:t>Student Rights and Responsibilities</w:t>
@@ -12402,21 +12252,11 @@
       </w:pPr>
       <w:r>
         <w:rPr>
-          <w:b/>
-          <w:bCs/>
           <w:color w:val="242021"/>
           <w:sz w:val="20"/>
           <w:szCs w:val="22"/>
         </w:rPr>
-        <w:t>Student Rights</w:t>
-      </w:r>
-      <w:r>
-        <w:rPr>
-          <w:color w:val="242021"/>
-          <w:sz w:val="20"/>
-          <w:szCs w:val="22"/>
-        </w:rPr>
-        <w:t xml:space="preserve"> </w:t>
+        <w:t xml:space="preserve">Student Rights </w:t>
       </w:r>
     </w:p>
     <w:p>
@@ -12621,13 +12461,23 @@
           <w:szCs w:val="21"/>
         </w:rPr>
       </w:pPr>
+      <w:proofErr w:type="gramStart"/>
       <w:r>
         <w:rPr>
           <w:color w:val="242021"/>
           <w:sz w:val="18"/>
           <w:szCs w:val="21"/>
         </w:rPr>
-        <w:t>appeal academic or procedural matters</w:t>
+        <w:t>appeal</w:t>
+      </w:r>
+      <w:proofErr w:type="gramEnd"/>
+      <w:r>
+        <w:rPr>
+          <w:color w:val="242021"/>
+          <w:sz w:val="18"/>
+          <w:szCs w:val="21"/>
+        </w:rPr>
+        <w:t xml:space="preserve"> academic or procedural matters</w:t>
       </w:r>
     </w:p>
     <w:p>
@@ -12651,23 +12501,7 @@
           <w:sz w:val="18"/>
           <w:szCs w:val="21"/>
         </w:rPr>
-        <w:t>respectfully challenge directions or decisions if they appear to be unlawful or endanger your or another person’s health</w:t>
-      </w:r>
-      <w:r>
-        <w:rPr>
-          <w:color w:val="242021"/>
-          <w:sz w:val="18"/>
-          <w:szCs w:val="21"/>
-        </w:rPr>
-        <w:t xml:space="preserve"> </w:t>
-      </w:r>
-      <w:r>
-        <w:rPr>
-          <w:color w:val="242021"/>
-          <w:sz w:val="18"/>
-          <w:szCs w:val="21"/>
-        </w:rPr>
-        <w:t>or safety</w:t>
+        <w:t>respectfully challenge directions or decisions if they appear to be unlawful or endanger your or another person’s health or safety</w:t>
       </w:r>
     </w:p>
     <w:p>
@@ -12691,23 +12525,7 @@
           <w:sz w:val="18"/>
           <w:szCs w:val="21"/>
         </w:rPr>
-        <w:t>have access to counsel</w:t>
-      </w:r>
-      <w:r>
-        <w:rPr>
-          <w:color w:val="242021"/>
-          <w:sz w:val="18"/>
-          <w:szCs w:val="21"/>
-        </w:rPr>
-        <w:t>l</w:t>
-      </w:r>
-      <w:r>
-        <w:rPr>
-          <w:color w:val="242021"/>
-          <w:sz w:val="18"/>
-          <w:szCs w:val="21"/>
-        </w:rPr>
-        <w:t>ing and support services</w:t>
+        <w:t>have access to counselling and support services</w:t>
       </w:r>
     </w:p>
     <w:p>
@@ -12739,8 +12557,6 @@
         <w:spacing w:before="240"/>
         <w:ind w:left="357" w:right="476"/>
         <w:rPr>
-          <w:b/>
-          <w:bCs/>
           <w:color w:val="242021"/>
           <w:sz w:val="20"/>
           <w:szCs w:val="22"/>
@@ -12748,8 +12564,6 @@
       </w:pPr>
       <w:r>
         <w:rPr>
-          <w:b/>
-          <w:bCs/>
           <w:color w:val="242021"/>
           <w:sz w:val="20"/>
           <w:szCs w:val="22"/>
@@ -12950,8 +12764,18 @@
           <w:sz w:val="18"/>
           <w:szCs w:val="21"/>
         </w:rPr>
-        <w:t>respect and not damage or steal property of other persons</w:t>
+        <w:t xml:space="preserve">respect and not damage or steal property of other </w:t>
       </w:r>
+      <w:proofErr w:type="gramStart"/>
+      <w:r>
+        <w:rPr>
+          <w:color w:val="242021"/>
+          <w:sz w:val="18"/>
+          <w:szCs w:val="21"/>
+        </w:rPr>
+        <w:t>persons</w:t>
+      </w:r>
+      <w:proofErr w:type="gramEnd"/>
     </w:p>
     <w:p>
       <w:pPr>
@@ -12998,15 +12822,7 @@
           <w:sz w:val="18"/>
           <w:szCs w:val="21"/>
         </w:rPr>
-        <w:t>report bullying, intimidation, discrimination, violence, abuse of power and harassment so that appropriate action can be taken</w:t>
-      </w:r>
-      <w:r>
-        <w:rPr>
-          <w:color w:val="242021"/>
-          <w:sz w:val="18"/>
-          <w:szCs w:val="21"/>
-        </w:rPr>
-        <w:t>.</w:t>
+        <w:t>report bullying, intimidation, discrimination, violence, abuse of power and harassment so that appropriate action can be taken.</w:t>
       </w:r>
     </w:p>
     <w:p>
@@ -13017,11 +12833,15 @@
         <w:spacing w:before="120"/>
         <w:rPr>
           <w:rStyle w:val="fontstyle01"/>
+          <w:b w:val="0"/>
+          <w:bCs w:val="0"/>
         </w:rPr>
       </w:pPr>
       <w:r>
         <w:rPr>
           <w:rStyle w:val="fontstyle01"/>
+          <w:b w:val="0"/>
+          <w:bCs w:val="0"/>
         </w:rPr>
         <w:t>Declaration</w:t>
       </w:r>
@@ -13080,21 +12900,11 @@
             </w:pPr>
             <w:r>
               <w:rPr>
-                <w:b/>
-                <w:bCs/>
                 <w:color w:val="242021"/>
                 <w:sz w:val="18"/>
                 <w:szCs w:val="21"/>
               </w:rPr>
-              <w:t>Yes</w:t>
-            </w:r>
-            <w:r>
-              <w:rPr>
-                <w:color w:val="242021"/>
-                <w:sz w:val="18"/>
-                <w:szCs w:val="21"/>
-              </w:rPr>
-              <w:t xml:space="preserve">  </w:t>
+              <w:t xml:space="preserve">Yes  </w:t>
             </w:r>
             <w:sdt>
               <w:sdtPr>
@@ -13110,7 +12920,6 @@
                   <w14:uncheckedState w14:val="2610" w14:font="MS Gothic"/>
                 </w14:checkbox>
               </w:sdtPr>
-              <w:sdtEndPr/>
               <w:sdtContent>
                 <w:r>
                   <w:rPr>
@@ -13129,33 +12938,7 @@
                 <w:sz w:val="18"/>
                 <w:szCs w:val="21"/>
               </w:rPr>
-              <w:t xml:space="preserve">  </w:t>
-            </w:r>
-            <w:r>
-              <w:rPr>
-                <w:color w:val="242021"/>
-                <w:sz w:val="18"/>
-                <w:szCs w:val="21"/>
-              </w:rPr>
-              <w:t xml:space="preserve"> </w:t>
-            </w:r>
-            <w:r>
-              <w:rPr>
-                <w:b/>
-                <w:bCs/>
-                <w:color w:val="242021"/>
-                <w:sz w:val="18"/>
-                <w:szCs w:val="21"/>
-              </w:rPr>
-              <w:t>No</w:t>
-            </w:r>
-            <w:r>
-              <w:rPr>
-                <w:color w:val="242021"/>
-                <w:sz w:val="18"/>
-                <w:szCs w:val="21"/>
-              </w:rPr>
-              <w:t xml:space="preserve">  </w:t>
+              <w:t xml:space="preserve">   No  </w:t>
             </w:r>
             <w:sdt>
               <w:sdtPr>
@@ -13171,7 +12954,6 @@
                   <w14:uncheckedState w14:val="2610" w14:font="MS Gothic"/>
                 </w14:checkbox>
               </w:sdtPr>
-              <w:sdtEndPr/>
               <w:sdtContent>
                 <w:r>
                   <w:rPr>
@@ -13197,21 +12979,11 @@
             </w:pPr>
             <w:r>
               <w:rPr>
-                <w:b/>
-                <w:bCs/>
                 <w:color w:val="242021"/>
                 <w:sz w:val="18"/>
                 <w:szCs w:val="21"/>
               </w:rPr>
-              <w:t>Yes</w:t>
-            </w:r>
-            <w:r>
-              <w:rPr>
-                <w:color w:val="242021"/>
-                <w:sz w:val="18"/>
-                <w:szCs w:val="21"/>
-              </w:rPr>
-              <w:t xml:space="preserve">  </w:t>
+              <w:t xml:space="preserve">Yes  </w:t>
             </w:r>
             <w:sdt>
               <w:sdtPr>
@@ -13227,7 +12999,6 @@
                   <w14:uncheckedState w14:val="2610" w14:font="MS Gothic"/>
                 </w14:checkbox>
               </w:sdtPr>
-              <w:sdtEndPr/>
               <w:sdtContent>
                 <w:r>
                   <w:rPr>
@@ -13246,33 +13017,7 @@
                 <w:sz w:val="18"/>
                 <w:szCs w:val="21"/>
               </w:rPr>
-              <w:t xml:space="preserve">  </w:t>
-            </w:r>
-            <w:r>
-              <w:rPr>
-                <w:color w:val="242021"/>
-                <w:sz w:val="18"/>
-                <w:szCs w:val="21"/>
-              </w:rPr>
-              <w:t xml:space="preserve"> </w:t>
-            </w:r>
-            <w:r>
-              <w:rPr>
-                <w:b/>
-                <w:bCs/>
-                <w:color w:val="242021"/>
-                <w:sz w:val="18"/>
-                <w:szCs w:val="21"/>
-              </w:rPr>
-              <w:t>No</w:t>
-            </w:r>
-            <w:r>
-              <w:rPr>
-                <w:color w:val="242021"/>
-                <w:sz w:val="18"/>
-                <w:szCs w:val="21"/>
-              </w:rPr>
-              <w:t xml:space="preserve">  </w:t>
+              <w:t xml:space="preserve">   No  </w:t>
             </w:r>
             <w:sdt>
               <w:sdtPr>
@@ -13288,7 +13033,6 @@
                   <w14:uncheckedState w14:val="2610" w14:font="MS Gothic"/>
                 </w14:checkbox>
               </w:sdtPr>
-              <w:sdtEndPr/>
               <w:sdtContent>
                 <w:r>
                   <w:rPr>
@@ -13314,21 +13058,11 @@
             </w:pPr>
             <w:r>
               <w:rPr>
-                <w:b/>
-                <w:bCs/>
                 <w:color w:val="242021"/>
                 <w:sz w:val="18"/>
                 <w:szCs w:val="21"/>
               </w:rPr>
-              <w:t>Yes</w:t>
-            </w:r>
-            <w:r>
-              <w:rPr>
-                <w:color w:val="242021"/>
-                <w:sz w:val="18"/>
-                <w:szCs w:val="21"/>
-              </w:rPr>
-              <w:t xml:space="preserve">  </w:t>
+              <w:t xml:space="preserve">Yes  </w:t>
             </w:r>
             <w:sdt>
               <w:sdtPr>
@@ -13344,7 +13078,6 @@
                   <w14:uncheckedState w14:val="2610" w14:font="MS Gothic"/>
                 </w14:checkbox>
               </w:sdtPr>
-              <w:sdtEndPr/>
               <w:sdtContent>
                 <w:r>
                   <w:rPr>
@@ -13363,33 +13096,7 @@
                 <w:sz w:val="18"/>
                 <w:szCs w:val="21"/>
               </w:rPr>
-              <w:t xml:space="preserve">  </w:t>
-            </w:r>
-            <w:r>
-              <w:rPr>
-                <w:color w:val="242021"/>
-                <w:sz w:val="18"/>
-                <w:szCs w:val="21"/>
-              </w:rPr>
-              <w:t xml:space="preserve"> </w:t>
-            </w:r>
-            <w:r>
-              <w:rPr>
-                <w:b/>
-                <w:bCs/>
-                <w:color w:val="242021"/>
-                <w:sz w:val="18"/>
-                <w:szCs w:val="21"/>
-              </w:rPr>
-              <w:t>No</w:t>
-            </w:r>
-            <w:r>
-              <w:rPr>
-                <w:color w:val="242021"/>
-                <w:sz w:val="18"/>
-                <w:szCs w:val="21"/>
-              </w:rPr>
-              <w:t xml:space="preserve">  </w:t>
+              <w:t xml:space="preserve">   No  </w:t>
             </w:r>
             <w:sdt>
               <w:sdtPr>
@@ -13405,7 +13112,6 @@
                   <w14:uncheckedState w14:val="2610" w14:font="MS Gothic"/>
                 </w14:checkbox>
               </w:sdtPr>
-              <w:sdtEndPr/>
               <w:sdtContent>
                 <w:r>
                   <w:rPr>
@@ -13443,7 +13149,7 @@
                 <w:sz w:val="18"/>
                 <w:szCs w:val="21"/>
               </w:rPr>
-              <w:t xml:space="preserve">I authorise Performance Training to </w:t>
+              <w:t xml:space="preserve">I authorise Performance Training to upload a copy of my qualification to my myQMRS Documents Folder.  </w:t>
             </w:r>
             <w:r>
               <w:rPr>
@@ -13451,166 +13157,88 @@
                 <w:sz w:val="18"/>
                 <w:szCs w:val="21"/>
               </w:rPr>
-              <w:t>upload</w:t>
-            </w:r>
-            <w:r>
+              <w:br/>
+              <w:t>I understand my employer and QMRS may access my qualifications from this folder.</w:t>
+            </w:r>
+          </w:p>
+          <w:p>
+            <w:pPr>
+              <w:spacing w:before="120"/>
               <w:rPr>
                 <w:color w:val="242021"/>
                 <w:sz w:val="18"/>
                 <w:szCs w:val="21"/>
               </w:rPr>
-              <w:t xml:space="preserve"> a copy of my </w:t>
-            </w:r>
+            </w:pPr>
             <w:r>
               <w:rPr>
                 <w:color w:val="242021"/>
                 <w:sz w:val="18"/>
                 <w:szCs w:val="21"/>
               </w:rPr>
-              <w:t>qualification</w:t>
-            </w:r>
-            <w:r>
+              <w:t>I authorise Performance Training to access my USI transcript and reference my previous nationally recognised qualifications to verify my training history and assess my eligibility for Credit Transfer.</w:t>
+            </w:r>
+          </w:p>
+          <w:p>
+            <w:pPr>
+              <w:spacing w:before="200" w:line="276" w:lineRule="auto"/>
               <w:rPr>
                 <w:color w:val="242021"/>
                 <w:sz w:val="18"/>
                 <w:szCs w:val="21"/>
               </w:rPr>
-              <w:t xml:space="preserve"> t</w:t>
-            </w:r>
+            </w:pPr>
             <w:r>
               <w:rPr>
                 <w:color w:val="242021"/>
                 <w:sz w:val="18"/>
                 <w:szCs w:val="21"/>
               </w:rPr>
-              <w:t xml:space="preserve">o my myQMRS Documents Folder.  </w:t>
-            </w:r>
-            <w:r>
+              <w:t xml:space="preserve">I authorise Performance Training to apply for a USI on my behalf. </w:t>
+            </w:r>
+          </w:p>
+          <w:p>
+            <w:pPr>
+              <w:spacing w:line="276" w:lineRule="auto"/>
               <w:rPr>
                 <w:color w:val="242021"/>
                 <w:sz w:val="18"/>
                 <w:szCs w:val="21"/>
               </w:rPr>
-              <w:br/>
-              <w:t>I understand my employer and QMRS may access my qualifications from this folder.</w:t>
-            </w:r>
-          </w:p>
-          <w:p>
-            <w:pPr>
-              <w:spacing w:before="120"/>
+            </w:pPr>
+            <w:r>
               <w:rPr>
                 <w:color w:val="242021"/>
                 <w:sz w:val="18"/>
                 <w:szCs w:val="21"/>
               </w:rPr>
-            </w:pPr>
-            <w:r>
+              <w:t>If you want Performance Training to raise your USI, please answer the questions in the box below.</w:t>
+            </w:r>
+          </w:p>
+          <w:p>
+            <w:pPr>
+              <w:spacing w:before="200" w:line="276" w:lineRule="auto"/>
               <w:rPr>
                 <w:color w:val="242021"/>
                 <w:sz w:val="18"/>
                 <w:szCs w:val="21"/>
               </w:rPr>
-              <w:t>I authorise Performance Training to access my USI transcript and reference my previous nationally recognised qualifications to verify my training history and assess my eligibility for Credit Transfer.</w:t>
-            </w:r>
-          </w:p>
-          <w:p>
-            <w:pPr>
-              <w:spacing w:before="200" w:line="276" w:lineRule="auto"/>
-              <w:rPr>
-                <w:b/>
-                <w:bCs/>
+            </w:pPr>
+          </w:p>
+          <w:p>
+            <w:pPr>
+              <w:spacing w:before="120" w:line="276" w:lineRule="auto"/>
+              <w:rPr>
                 <w:color w:val="242021"/>
                 <w:sz w:val="18"/>
                 <w:szCs w:val="21"/>
               </w:rPr>
             </w:pPr>
-            <w:r>
-              <w:rPr>
-                <w:color w:val="242021"/>
-                <w:sz w:val="18"/>
-                <w:szCs w:val="21"/>
-              </w:rPr>
-              <w:t xml:space="preserve">I authorise Performance Training to apply for a </w:t>
-            </w:r>
-            <w:r>
-              <w:rPr>
-                <w:color w:val="242021"/>
-                <w:sz w:val="18"/>
-                <w:szCs w:val="21"/>
-              </w:rPr>
-              <w:t>USI</w:t>
-            </w:r>
-            <w:r>
-              <w:rPr>
-                <w:color w:val="242021"/>
-                <w:sz w:val="18"/>
-                <w:szCs w:val="21"/>
-              </w:rPr>
-              <w:t xml:space="preserve"> on my behalf</w:t>
-            </w:r>
-            <w:r>
-              <w:rPr>
-                <w:b/>
-                <w:bCs/>
-                <w:color w:val="242021"/>
-                <w:sz w:val="18"/>
-                <w:szCs w:val="21"/>
-              </w:rPr>
-              <w:t xml:space="preserve">. </w:t>
-            </w:r>
-          </w:p>
-          <w:p>
-            <w:pPr>
-              <w:spacing w:line="276" w:lineRule="auto"/>
-              <w:rPr>
-                <w:b/>
-                <w:bCs/>
-                <w:color w:val="242021"/>
-                <w:sz w:val="18"/>
-                <w:szCs w:val="21"/>
-              </w:rPr>
-            </w:pPr>
-            <w:r>
-              <w:rPr>
-                <w:b/>
-                <w:bCs/>
-                <w:color w:val="242021"/>
-                <w:sz w:val="18"/>
-                <w:szCs w:val="21"/>
-              </w:rPr>
-              <w:t>If you want Performance Training to raise your USI, please answer the questions in the box below.</w:t>
-            </w:r>
-          </w:p>
-          <w:p>
-            <w:pPr>
-              <w:spacing w:before="200" w:line="276" w:lineRule="auto"/>
-              <w:rPr>
-                <w:b/>
-                <w:bCs/>
-                <w:color w:val="242021"/>
-                <w:sz w:val="18"/>
-                <w:szCs w:val="21"/>
-              </w:rPr>
-            </w:pPr>
           </w:p>
           <w:p>
             <w:pPr>
               <w:spacing w:before="120" w:line="276" w:lineRule="auto"/>
               <w:rPr>
-                <w:b/>
-                <w:bCs/>
-                <w:color w:val="242021"/>
-                <w:sz w:val="18"/>
-                <w:szCs w:val="21"/>
-              </w:rPr>
-            </w:pPr>
-          </w:p>
-          <w:p>
-            <w:pPr>
-              <w:spacing w:before="120" w:line="276" w:lineRule="auto"/>
-              <w:rPr>
-                <w:b/>
-                <w:bCs/>
                 <w:color w:val="242021"/>
                 <w:sz w:val="18"/>
                 <w:szCs w:val="21"/>
@@ -13942,21 +13570,11 @@
             </w:pPr>
             <w:r>
               <w:rPr>
-                <w:b/>
-                <w:bCs/>
                 <w:color w:val="242021"/>
                 <w:sz w:val="18"/>
                 <w:szCs w:val="21"/>
               </w:rPr>
-              <w:t>Yes</w:t>
-            </w:r>
-            <w:r>
-              <w:rPr>
-                <w:color w:val="242021"/>
-                <w:sz w:val="18"/>
-                <w:szCs w:val="21"/>
-              </w:rPr>
-              <w:t xml:space="preserve">  </w:t>
+              <w:t xml:space="preserve">Yes  </w:t>
             </w:r>
             <w:sdt>
               <w:sdtPr>
@@ -13972,7 +13590,6 @@
                   <w14:uncheckedState w14:val="2610" w14:font="MS Gothic"/>
                 </w14:checkbox>
               </w:sdtPr>
-              <w:sdtEndPr/>
               <w:sdtContent>
                 <w:r>
                   <w:rPr>
@@ -13991,33 +13608,7 @@
                 <w:sz w:val="18"/>
                 <w:szCs w:val="21"/>
               </w:rPr>
-              <w:t xml:space="preserve">  </w:t>
-            </w:r>
-            <w:r>
-              <w:rPr>
-                <w:color w:val="242021"/>
-                <w:sz w:val="18"/>
-                <w:szCs w:val="21"/>
-              </w:rPr>
-              <w:t xml:space="preserve"> </w:t>
-            </w:r>
-            <w:r>
-              <w:rPr>
-                <w:b/>
-                <w:bCs/>
-                <w:color w:val="242021"/>
-                <w:sz w:val="18"/>
-                <w:szCs w:val="21"/>
-              </w:rPr>
-              <w:t>No</w:t>
-            </w:r>
-            <w:r>
-              <w:rPr>
-                <w:color w:val="242021"/>
-                <w:sz w:val="18"/>
-                <w:szCs w:val="21"/>
-              </w:rPr>
-              <w:t xml:space="preserve">  </w:t>
+              <w:t xml:space="preserve">   No  </w:t>
             </w:r>
             <w:sdt>
               <w:sdtPr>
@@ -14033,7 +13624,6 @@
                   <w14:uncheckedState w14:val="2610" w14:font="MS Gothic"/>
                 </w14:checkbox>
               </w:sdtPr>
-              <w:sdtEndPr/>
               <w:sdtContent>
                 <w:r>
                   <w:rPr>
@@ -14059,21 +13649,11 @@
             </w:pPr>
             <w:r>
               <w:rPr>
-                <w:b/>
-                <w:bCs/>
                 <w:color w:val="242021"/>
                 <w:sz w:val="18"/>
                 <w:szCs w:val="21"/>
               </w:rPr>
-              <w:t>Yes</w:t>
-            </w:r>
-            <w:r>
-              <w:rPr>
-                <w:color w:val="242021"/>
-                <w:sz w:val="18"/>
-                <w:szCs w:val="21"/>
-              </w:rPr>
-              <w:t xml:space="preserve">  </w:t>
+              <w:t xml:space="preserve">Yes  </w:t>
             </w:r>
             <w:sdt>
               <w:sdtPr>
@@ -14089,7 +13669,6 @@
                   <w14:uncheckedState w14:val="2610" w14:font="MS Gothic"/>
                 </w14:checkbox>
               </w:sdtPr>
-              <w:sdtEndPr/>
               <w:sdtContent>
                 <w:r>
                   <w:rPr>
@@ -14108,33 +13687,7 @@
                 <w:sz w:val="18"/>
                 <w:szCs w:val="21"/>
               </w:rPr>
-              <w:t xml:space="preserve">  </w:t>
-            </w:r>
-            <w:r>
-              <w:rPr>
-                <w:color w:val="242021"/>
-                <w:sz w:val="18"/>
-                <w:szCs w:val="21"/>
-              </w:rPr>
-              <w:t xml:space="preserve"> </w:t>
-            </w:r>
-            <w:r>
-              <w:rPr>
-                <w:b/>
-                <w:bCs/>
-                <w:color w:val="242021"/>
-                <w:sz w:val="18"/>
-                <w:szCs w:val="21"/>
-              </w:rPr>
-              <w:t>No</w:t>
-            </w:r>
-            <w:r>
-              <w:rPr>
-                <w:color w:val="242021"/>
-                <w:sz w:val="18"/>
-                <w:szCs w:val="21"/>
-              </w:rPr>
-              <w:t xml:space="preserve">  </w:t>
+              <w:t xml:space="preserve">   No  </w:t>
             </w:r>
             <w:sdt>
               <w:sdtPr>
@@ -14150,7 +13703,6 @@
                   <w14:uncheckedState w14:val="2610" w14:font="MS Gothic"/>
                 </w14:checkbox>
               </w:sdtPr>
-              <w:sdtEndPr/>
               <w:sdtContent>
                 <w:r>
                   <w:rPr>
@@ -14197,49 +13749,25 @@
                 <w:sz w:val="18"/>
                 <w:szCs w:val="21"/>
               </w:rPr>
-              <w:t>I consent to the information in this form being provided to State and Commonwealth agencies for administrative, regulatory or research purpos</w:t>
-            </w:r>
-            <w:r>
+              <w:t>I consent to the information in this form being provided to State and Commonwealth agencies for administrative, regulatory or research purposes.</w:t>
+            </w:r>
+          </w:p>
+          <w:p>
+            <w:pPr>
+              <w:spacing w:before="100"/>
               <w:rPr>
                 <w:color w:val="242021"/>
                 <w:sz w:val="18"/>
                 <w:szCs w:val="21"/>
               </w:rPr>
-              <w:t>es.</w:t>
-            </w:r>
-          </w:p>
-          <w:p>
-            <w:pPr>
-              <w:spacing w:before="100"/>
+            </w:pPr>
+            <w:r>
               <w:rPr>
                 <w:color w:val="242021"/>
                 <w:sz w:val="18"/>
                 <w:szCs w:val="21"/>
               </w:rPr>
-            </w:pPr>
-            <w:r>
-              <w:rPr>
-                <w:color w:val="242021"/>
-                <w:sz w:val="18"/>
-                <w:szCs w:val="21"/>
-              </w:rPr>
-              <w:t>I understand that I may receive a</w:t>
-            </w:r>
-            <w:r>
-              <w:rPr>
-                <w:color w:val="242021"/>
-                <w:sz w:val="18"/>
-                <w:szCs w:val="21"/>
-              </w:rPr>
-              <w:t>n</w:t>
-            </w:r>
-            <w:r>
-              <w:rPr>
-                <w:color w:val="242021"/>
-                <w:sz w:val="18"/>
-                <w:szCs w:val="21"/>
-              </w:rPr>
-              <w:t xml:space="preserve"> NCVER student survey from an NCVER employee, agent or third-party contractor and that I can opt out of the survey at the time of being contacted.</w:t>
+              <w:t>I understand that I may receive an NCVER student survey from an NCVER employee, agent or third-party contractor and that I can opt out of the survey at the time of being contacted.</w:t>
             </w:r>
           </w:p>
         </w:tc>
@@ -14374,15 +13902,7 @@
                 <w:sz w:val="20"/>
                 <w:szCs w:val="22"/>
               </w:rPr>
-              <w:t>Applicant</w:t>
-            </w:r>
-            <w:r>
-              <w:rPr>
-                <w:color w:val="242021"/>
-                <w:sz w:val="20"/>
-                <w:szCs w:val="22"/>
-              </w:rPr>
-              <w:t>s</w:t>
+              <w:t>Applicants</w:t>
             </w:r>
           </w:p>
           <w:p>
@@ -14634,29 +14154,7 @@
                 <w:sz w:val="16"/>
                 <w:szCs w:val="16"/>
               </w:rPr>
-              <w:t>I certify that all detail</w:t>
-            </w:r>
-            <w:r>
-              <w:rPr>
-                <w:i/>
-                <w:iCs/>
-                <w:color w:val="242021"/>
-                <w:spacing w:val="-8"/>
-                <w:sz w:val="16"/>
-                <w:szCs w:val="16"/>
-              </w:rPr>
-              <w:t>s</w:t>
-            </w:r>
-            <w:r>
-              <w:rPr>
-                <w:i/>
-                <w:iCs/>
-                <w:color w:val="242021"/>
-                <w:spacing w:val="-8"/>
-                <w:sz w:val="16"/>
-                <w:szCs w:val="16"/>
-              </w:rPr>
-              <w:t xml:space="preserve"> provided on this form are true and correct.</w:t>
+              <w:t>I certify that all details provided on this form are true and correct.</w:t>
             </w:r>
           </w:p>
         </w:tc>
@@ -14739,22 +14237,37 @@
         <w:spacing w:before="160"/>
         <w:jc w:val="center"/>
         <w:rPr>
-          <w:b/>
-          <w:bCs/>
-          <w:color w:val="242021"/>
-          <w:sz w:val="18"/>
-          <w:szCs w:val="21"/>
-        </w:rPr>
-      </w:pPr>
-      <w:r>
-        <w:rPr>
-          <w:b/>
-          <w:bCs/>
           <w:color w:val="C00000"/>
           <w:sz w:val="18"/>
           <w:szCs w:val="21"/>
         </w:rPr>
-        <w:t xml:space="preserve">Please return this application to </w:t>
+      </w:pPr>
+    </w:p>
+    <w:p>
+      <w:pPr>
+        <w:spacing w:after="160" w:line="259" w:lineRule="auto"/>
+        <w:rPr>
+          <w:color w:val="C00000"/>
+          <w:sz w:val="18"/>
+          <w:szCs w:val="21"/>
+        </w:rPr>
+      </w:pPr>
+      <w:r>
+        <w:rPr>
+          <w:color w:val="C00000"/>
+          <w:sz w:val="18"/>
+          <w:szCs w:val="21"/>
+        </w:rPr>
+        <w:lastRenderedPageBreak/>
+        <w:t xml:space="preserve">This application is to enroll in the </w:t>
+      </w:r>
+      <w:r>
+        <w:rPr>
+          <w:color w:val="C00000"/>
+          <w:sz w:val="18"/>
+          <w:szCs w:val="21"/>
+        </w:rPr>
+        <w:t xml:space="preserve">RIIENV301E Conduct Atmospheric Monitoring </w:t>
       </w:r>
       <w:r>
         <w:rPr>
@@ -14764,22 +14277,109 @@
           <w:sz w:val="18"/>
           <w:szCs w:val="21"/>
         </w:rPr>
-        <w:t xml:space="preserve">Queensland Mines Rescue Service: </w:t>
+        <w:t>refresher course</w:t>
+      </w:r>
+      <w:r>
+        <w:rPr>
+          <w:color w:val="C00000"/>
+          <w:sz w:val="18"/>
+          <w:szCs w:val="21"/>
+        </w:rPr>
+        <w:t>.</w:t>
+      </w:r>
+    </w:p>
+    <w:p>
+      <w:pPr>
+        <w:spacing w:after="160" w:line="259" w:lineRule="auto"/>
+        <w:rPr>
+          <w:color w:val="4472C4" w:themeColor="accent5"/>
+          <w:sz w:val="18"/>
+          <w:szCs w:val="21"/>
+        </w:rPr>
+      </w:pPr>
+      <w:r>
+        <w:rPr>
+          <w:color w:val="C00000"/>
+          <w:szCs w:val="24"/>
+        </w:rPr>
+        <w:t>Please return this application</w:t>
+      </w:r>
+      <w:r>
+        <w:rPr>
+          <w:color w:val="C00000"/>
+          <w:szCs w:val="24"/>
+        </w:rPr>
+        <w:t xml:space="preserve"> as well as your </w:t>
       </w:r>
       <w:r>
         <w:rPr>
           <w:b/>
           <w:bCs/>
-          <w:color w:val="4472C4" w:themeColor="accent5"/>
+          <w:color w:val="C00000"/>
+          <w:szCs w:val="24"/>
+        </w:rPr>
+        <w:t xml:space="preserve">current </w:t>
+      </w:r>
+      <w:r>
+        <w:rPr>
+          <w:b/>
+          <w:bCs/>
+          <w:color w:val="C00000"/>
+          <w:szCs w:val="24"/>
+        </w:rPr>
+        <w:t>RIIENV301E Conduct Atmospheric Monitoring</w:t>
+      </w:r>
+      <w:r>
+        <w:rPr>
+          <w:b/>
+          <w:bCs/>
+          <w:color w:val="C00000"/>
+          <w:szCs w:val="24"/>
+        </w:rPr>
+        <w:t xml:space="preserve"> Statement of Attainment </w:t>
+      </w:r>
+      <w:r>
+        <w:rPr>
+          <w:color w:val="C00000"/>
+          <w:szCs w:val="24"/>
+        </w:rPr>
+        <w:t xml:space="preserve">to </w:t>
+      </w:r>
+      <w:r>
+        <w:rPr>
+          <w:color w:val="C00000"/>
+          <w:szCs w:val="24"/>
+        </w:rPr>
+        <w:t xml:space="preserve">Queensland Mines Rescue Service: </w:t>
+      </w:r>
+      <w:hyperlink r:id="rId8" w:history="1">
+        <w:r>
+          <w:rPr>
+            <w:rStyle w:val="Hyperlink"/>
+            <w:szCs w:val="24"/>
+          </w:rPr>
+          <w:t>enquiry@qmrs.com.au</w:t>
+        </w:r>
+      </w:hyperlink>
+    </w:p>
+    <w:p>
+      <w:pPr>
+        <w:spacing w:after="160" w:line="259" w:lineRule="auto"/>
+        <w:rPr>
+          <w:rFonts w:cs="Cordia New"/>
+          <w:color w:val="C00000"/>
           <w:sz w:val="18"/>
           <w:szCs w:val="21"/>
         </w:rPr>
-        <w:t>enquiry@qmrs.com.au</w:t>
-      </w:r>
+      </w:pPr>
     </w:p>
     <w:sectPr>
-      <w:headerReference w:type="default" r:id="rId8"/>
-      <w:footerReference w:type="default" r:id="rId9"/>
+      <w:headerReference w:type="even" r:id="rId9"/>
+      <w:headerReference w:type="default" r:id="rId10"/>
+      <w:footerReference w:type="even" r:id="rId11"/>
+      <w:footerReference w:type="default" r:id="rId12"/>
+      <w:headerReference w:type="first" r:id="rId13"/>
+      <w:footerReference w:type="first" r:id="rId14"/>
       <w:pgSz w:w="11909" w:h="16834" w:code="9"/>
       <w:pgMar w:top="1985" w:right="547" w:bottom="1296" w:left="533" w:header="1354" w:footer="288" w:gutter="0"/>
       <w:cols w:space="720"/>
@@ -14809,6 +14409,16 @@
 </file>
 
 <file path=word/footer1.xml><?xml version="1.0" encoding="utf-8"?>
+<w:ftr xmlns:wpc="http://schemas.microsoft.com/office/word/2010/wordprocessingCanvas" xmlns:cx="http://schemas.microsoft.com/office/drawing/2014/chartex" xmlns:cx1="http://schemas.microsoft.com/office/drawing/2015/9/8/chartex" xmlns:cx2="http://schemas.microsoft.com/office/drawing/2015/10/21/chartex" xmlns:cx3="http://schemas.microsoft.com/office/drawing/2016/5/9/chartex" xmlns:cx4="http://schemas.microsoft.com/office/drawing/2016/5/10/chartex" xmlns:cx5="http://schemas.microsoft.com/office/drawing/2016/5/11/chartex" xmlns:cx6="http://schemas.microsoft.com/office/drawing/2016/5/12/chartex" xmlns:cx7="http://schemas.microsoft.com/office/drawing/2016/5/13/chartex" xmlns:cx8="http://schemas.microsoft.com/office/drawing/2016/5/14/chartex" xmlns:mc="http://schemas.openxmlformats.org/markup-compatibility/2006" xmlns:aink="http://schemas.microsoft.com/office/drawing/2016/ink" xmlns:am3d="http://schemas.microsoft.com/office/drawing/2017/model3d" xmlns:o="urn:schemas-microsoft-com:office:office" xmlns:oel="http://schemas.microsoft.com/office/2019/extlst" xmlns:r="http://schemas.openxmlformats.org/officeDocument/2006/relationships" xmlns:m="http://schemas.openxmlformats.org/officeDocument/2006/math" xmlns:v="urn:schemas-microsoft-com:vml" xmlns:wp14="http://schemas.microsoft.com/office/word/2010/wordprocessingDrawing" xmlns:wp="http://schemas.openxmlformats.org/drawingml/2006/wordprocessingDrawing" xmlns:w10="urn:schemas-microsoft-com:office:word" xmlns:w="http://schemas.openxmlformats.org/wordprocessingml/2006/main" xmlns:w14="http://schemas.microsoft.com/office/word/2010/wordml" xmlns:w15="http://schemas.microsoft.com/office/word/2012/wordml" xmlns:w16cex="http://schemas.microsoft.com/office/word/2018/wordml/cex" xmlns:w16cid="http://schemas.microsoft.com/office/word/2016/wordml/cid" xmlns:w16="http://schemas.microsoft.com/office/word/2018/wordml" xmlns:w16du="http://schemas.microsoft.com/office/word/2023/wordml/word16du" xmlns:w16sdtdh="http://schemas.microsoft.com/office/word/2020/wordml/sdtdatahash" xmlns:w16sdtfl="http://schemas.microsoft.com/office/word/2024/wordml/sdtformatlock" xmlns:w16se="http://schemas.microsoft.com/office/word/2015/wordml/symex" xmlns:wpg="http://schemas.microsoft.com/office/word/2010/wordprocessingGroup" xmlns:wpi="http://schemas.microsoft.com/office/word/2010/wordprocessingInk" xmlns:wne="http://schemas.microsoft.com/office/word/2006/wordml" xmlns:wps="http://schemas.microsoft.com/office/word/2010/wordprocessingShape" mc:Ignorable="w14 w15 w16se w16cid w16 w16cex w16sdtdh w16sdtfl w16du wp14">
+  <w:p>
+    <w:pPr>
+      <w:pStyle w:val="Footer"/>
+    </w:pPr>
+  </w:p>
+</w:ftr>
+</file>
+
+<file path=word/footer2.xml><?xml version="1.0" encoding="utf-8"?>
 <w:ftr xmlns:wpc="http://schemas.microsoft.com/office/word/2010/wordprocessingCanvas" xmlns:cx="http://schemas.microsoft.com/office/drawing/2014/chartex" xmlns:cx1="http://schemas.microsoft.com/office/drawing/2015/9/8/chartex" xmlns:cx2="http://schemas.microsoft.com/office/drawing/2015/10/21/chartex" xmlns:cx3="http://schemas.microsoft.com/office/drawing/2016/5/9/chartex" xmlns:cx4="http://schemas.microsoft.com/office/drawing/2016/5/10/chartex" xmlns:cx5="http://schemas.microsoft.com/office/drawing/2016/5/11/chartex" xmlns:cx6="http://schemas.microsoft.com/office/drawing/2016/5/12/chartex" xmlns:cx7="http://schemas.microsoft.com/office/drawing/2016/5/13/chartex" xmlns:cx8="http://schemas.microsoft.com/office/drawing/2016/5/14/chartex" xmlns:mc="http://schemas.openxmlformats.org/markup-compatibility/2006" xmlns:aink="http://schemas.microsoft.com/office/drawing/2016/ink" xmlns:am3d="http://schemas.microsoft.com/office/drawing/2017/model3d" xmlns:o="urn:schemas-microsoft-com:office:office" xmlns:oel="http://schemas.microsoft.com/office/2019/extlst" xmlns:r="http://schemas.openxmlformats.org/officeDocument/2006/relationships" xmlns:m="http://schemas.openxmlformats.org/officeDocument/2006/math" xmlns:v="urn:schemas-microsoft-com:vml" xmlns:wp14="http://schemas.microsoft.com/office/word/2010/wordprocessingDrawing" xmlns:wp="http://schemas.openxmlformats.org/drawingml/2006/wordprocessingDrawing" xmlns:w10="urn:schemas-microsoft-com:office:word" xmlns:w="http://schemas.openxmlformats.org/wordprocessingml/2006/main" xmlns:w14="http://schemas.microsoft.com/office/word/2010/wordml" xmlns:w15="http://schemas.microsoft.com/office/word/2012/wordml" xmlns:w16cex="http://schemas.microsoft.com/office/word/2018/wordml/cex" xmlns:w16cid="http://schemas.microsoft.com/office/word/2016/wordml/cid" xmlns:w16="http://schemas.microsoft.com/office/word/2018/wordml" xmlns:w16du="http://schemas.microsoft.com/office/word/2023/wordml/word16du" xmlns:w16sdtdh="http://schemas.microsoft.com/office/word/2020/wordml/sdtdatahash" xmlns:w16sdtfl="http://schemas.microsoft.com/office/word/2024/wordml/sdtformatlock" xmlns:w16se="http://schemas.microsoft.com/office/word/2015/wordml/symex" xmlns:wpg="http://schemas.microsoft.com/office/word/2010/wordprocessingGroup" xmlns:wpi="http://schemas.microsoft.com/office/word/2010/wordprocessingInk" xmlns:wne="http://schemas.microsoft.com/office/word/2006/wordml" xmlns:wps="http://schemas.microsoft.com/office/word/2010/wordprocessingShape" mc:Ignorable="w14 w15 w16se w16cid w16 w16cex w16sdtdh w16sdtfl w16du wp14">
   <w:tbl>
     <w:tblPr>
@@ -14926,7 +14536,27 @@
               <w:sz w:val="18"/>
               <w:szCs w:val="18"/>
             </w:rPr>
-            <w:t xml:space="preserve">Phone:  07 </w:t>
+            <w:t>Phone</w:t>
+          </w:r>
+          <w:proofErr w:type="gramStart"/>
+          <w:r>
+            <w:rPr>
+              <w:rFonts w:cs="Arial"/>
+              <w:color w:val="FFFFFF" w:themeColor="background1"/>
+              <w:sz w:val="18"/>
+              <w:szCs w:val="18"/>
+            </w:rPr>
+            <w:t>:  07</w:t>
+          </w:r>
+          <w:proofErr w:type="gramEnd"/>
+          <w:r>
+            <w:rPr>
+              <w:rFonts w:cs="Arial"/>
+              <w:color w:val="FFFFFF" w:themeColor="background1"/>
+              <w:sz w:val="18"/>
+              <w:szCs w:val="18"/>
+            </w:rPr>
+            <w:t xml:space="preserve"> </w:t>
           </w:r>
           <w:r>
             <w:rPr>
@@ -15048,6 +14678,7 @@
               <w:szCs w:val="18"/>
             </w:rPr>
           </w:pPr>
+          <w:proofErr w:type="spellStart"/>
           <w:r>
             <w:rPr>
               <w:rFonts w:cs="Arial"/>
@@ -15055,7 +14686,17 @@
               <w:sz w:val="18"/>
               <w:szCs w:val="18"/>
             </w:rPr>
-            <w:t>PTPL RTO ID: 1718</w:t>
+            <w:t>PTPL</w:t>
+          </w:r>
+          <w:proofErr w:type="spellEnd"/>
+          <w:r>
+            <w:rPr>
+              <w:rFonts w:cs="Arial"/>
+              <w:color w:val="FFFFFF" w:themeColor="background1"/>
+              <w:sz w:val="18"/>
+              <w:szCs w:val="18"/>
+            </w:rPr>
+            <w:t xml:space="preserve"> RTO ID: 1718</w:t>
           </w:r>
           <w:r>
             <w:rPr>
@@ -15214,6 +14855,16 @@
 </w:ftr>
 </file>
 
+<file path=word/footer3.xml><?xml version="1.0" encoding="utf-8"?>
+<w:ftr xmlns:wpc="http://schemas.microsoft.com/office/word/2010/wordprocessingCanvas" xmlns:cx="http://schemas.microsoft.com/office/drawing/2014/chartex" xmlns:cx1="http://schemas.microsoft.com/office/drawing/2015/9/8/chartex" xmlns:cx2="http://schemas.microsoft.com/office/drawing/2015/10/21/chartex" xmlns:cx3="http://schemas.microsoft.com/office/drawing/2016/5/9/chartex" xmlns:cx4="http://schemas.microsoft.com/office/drawing/2016/5/10/chartex" xmlns:cx5="http://schemas.microsoft.com/office/drawing/2016/5/11/chartex" xmlns:cx6="http://schemas.microsoft.com/office/drawing/2016/5/12/chartex" xmlns:cx7="http://schemas.microsoft.com/office/drawing/2016/5/13/chartex" xmlns:cx8="http://schemas.microsoft.com/office/drawing/2016/5/14/chartex" xmlns:mc="http://schemas.openxmlformats.org/markup-compatibility/2006" xmlns:aink="http://schemas.microsoft.com/office/drawing/2016/ink" xmlns:am3d="http://schemas.microsoft.com/office/drawing/2017/model3d" xmlns:o="urn:schemas-microsoft-com:office:office" xmlns:oel="http://schemas.microsoft.com/office/2019/extlst" xmlns:r="http://schemas.openxmlformats.org/officeDocument/2006/relationships" xmlns:m="http://schemas.openxmlformats.org/officeDocument/2006/math" xmlns:v="urn:schemas-microsoft-com:vml" xmlns:wp14="http://schemas.microsoft.com/office/word/2010/wordprocessingDrawing" xmlns:wp="http://schemas.openxmlformats.org/drawingml/2006/wordprocessingDrawing" xmlns:w10="urn:schemas-microsoft-com:office:word" xmlns:w="http://schemas.openxmlformats.org/wordprocessingml/2006/main" xmlns:w14="http://schemas.microsoft.com/office/word/2010/wordml" xmlns:w15="http://schemas.microsoft.com/office/word/2012/wordml" xmlns:w16cex="http://schemas.microsoft.com/office/word/2018/wordml/cex" xmlns:w16cid="http://schemas.microsoft.com/office/word/2016/wordml/cid" xmlns:w16="http://schemas.microsoft.com/office/word/2018/wordml" xmlns:w16du="http://schemas.microsoft.com/office/word/2023/wordml/word16du" xmlns:w16sdtdh="http://schemas.microsoft.com/office/word/2020/wordml/sdtdatahash" xmlns:w16sdtfl="http://schemas.microsoft.com/office/word/2024/wordml/sdtformatlock" xmlns:w16se="http://schemas.microsoft.com/office/word/2015/wordml/symex" xmlns:wpg="http://schemas.microsoft.com/office/word/2010/wordprocessingGroup" xmlns:wpi="http://schemas.microsoft.com/office/word/2010/wordprocessingInk" xmlns:wne="http://schemas.microsoft.com/office/word/2006/wordml" xmlns:wps="http://schemas.microsoft.com/office/word/2010/wordprocessingShape" mc:Ignorable="w14 w15 w16se w16cid w16 w16cex w16sdtdh w16sdtfl w16du wp14">
+  <w:p>
+    <w:pPr>
+      <w:pStyle w:val="Footer"/>
+    </w:pPr>
+  </w:p>
+</w:ftr>
+</file>
+
 <file path=word/footnotes.xml><?xml version="1.0" encoding="utf-8"?>
 <w:footnotes xmlns:wpc="http://schemas.microsoft.com/office/word/2010/wordprocessingCanvas" xmlns:cx="http://schemas.microsoft.com/office/drawing/2014/chartex" xmlns:cx1="http://schemas.microsoft.com/office/drawing/2015/9/8/chartex" xmlns:cx2="http://schemas.microsoft.com/office/drawing/2015/10/21/chartex" xmlns:cx3="http://schemas.microsoft.com/office/drawing/2016/5/9/chartex" xmlns:cx4="http://schemas.microsoft.com/office/drawing/2016/5/10/chartex" xmlns:cx5="http://schemas.microsoft.com/office/drawing/2016/5/11/chartex" xmlns:cx6="http://schemas.microsoft.com/office/drawing/2016/5/12/chartex" xmlns:cx7="http://schemas.microsoft.com/office/drawing/2016/5/13/chartex" xmlns:cx8="http://schemas.microsoft.com/office/drawing/2016/5/14/chartex" xmlns:mc="http://schemas.openxmlformats.org/markup-compatibility/2006" xmlns:aink="http://schemas.microsoft.com/office/drawing/2016/ink" xmlns:am3d="http://schemas.microsoft.com/office/drawing/2017/model3d" xmlns:o="urn:schemas-microsoft-com:office:office" xmlns:oel="http://schemas.microsoft.com/office/2019/extlst" xmlns:r="http://schemas.openxmlformats.org/officeDocument/2006/relationships" xmlns:m="http://schemas.openxmlformats.org/officeDocument/2006/math" xmlns:v="urn:schemas-microsoft-com:vml" xmlns:wp14="http://schemas.microsoft.com/office/word/2010/wordprocessingDrawing" xmlns:wp="http://schemas.openxmlformats.org/drawingml/2006/wordprocessingDrawing" xmlns:w10="urn:schemas-microsoft-com:office:word" xmlns:w="http://schemas.openxmlformats.org/wordprocessingml/2006/main" xmlns:w14="http://schemas.microsoft.com/office/word/2010/wordml" xmlns:w15="http://schemas.microsoft.com/office/word/2012/wordml" xmlns:w16cex="http://schemas.microsoft.com/office/word/2018/wordml/cex" xmlns:w16cid="http://schemas.microsoft.com/office/word/2016/wordml/cid" xmlns:w16="http://schemas.microsoft.com/office/word/2018/wordml" xmlns:w16du="http://schemas.microsoft.com/office/word/2023/wordml/word16du" xmlns:w16sdtdh="http://schemas.microsoft.com/office/word/2020/wordml/sdtdatahash" xmlns:w16sdtfl="http://schemas.microsoft.com/office/word/2024/wordml/sdtformatlock" xmlns:w16se="http://schemas.microsoft.com/office/word/2015/wordml/symex" xmlns:wpg="http://schemas.microsoft.com/office/word/2010/wordprocessingGroup" xmlns:wpi="http://schemas.microsoft.com/office/word/2010/wordprocessingInk" xmlns:wne="http://schemas.microsoft.com/office/word/2006/wordml" xmlns:wps="http://schemas.microsoft.com/office/word/2010/wordprocessingShape" mc:Ignorable="w14 w15 w16se w16cid w16 w16cex w16sdtdh w16sdtfl w16du wp14">
   <w:footnote w:type="separator" w:id="-1">
@@ -15234,6 +14885,16 @@
 </file>
 
 <file path=word/header1.xml><?xml version="1.0" encoding="utf-8"?>
+<w:hdr xmlns:wpc="http://schemas.microsoft.com/office/word/2010/wordprocessingCanvas" xmlns:cx="http://schemas.microsoft.com/office/drawing/2014/chartex" xmlns:cx1="http://schemas.microsoft.com/office/drawing/2015/9/8/chartex" xmlns:cx2="http://schemas.microsoft.com/office/drawing/2015/10/21/chartex" xmlns:cx3="http://schemas.microsoft.com/office/drawing/2016/5/9/chartex" xmlns:cx4="http://schemas.microsoft.com/office/drawing/2016/5/10/chartex" xmlns:cx5="http://schemas.microsoft.com/office/drawing/2016/5/11/chartex" xmlns:cx6="http://schemas.microsoft.com/office/drawing/2016/5/12/chartex" xmlns:cx7="http://schemas.microsoft.com/office/drawing/2016/5/13/chartex" xmlns:cx8="http://schemas.microsoft.com/office/drawing/2016/5/14/chartex" xmlns:mc="http://schemas.openxmlformats.org/markup-compatibility/2006" xmlns:aink="http://schemas.microsoft.com/office/drawing/2016/ink" xmlns:am3d="http://schemas.microsoft.com/office/drawing/2017/model3d" xmlns:o="urn:schemas-microsoft-com:office:office" xmlns:oel="http://schemas.microsoft.com/office/2019/extlst" xmlns:r="http://schemas.openxmlformats.org/officeDocument/2006/relationships" xmlns:m="http://schemas.openxmlformats.org/officeDocument/2006/math" xmlns:v="urn:schemas-microsoft-com:vml" xmlns:wp14="http://schemas.microsoft.com/office/word/2010/wordprocessingDrawing" xmlns:wp="http://schemas.openxmlformats.org/drawingml/2006/wordprocessingDrawing" xmlns:w10="urn:schemas-microsoft-com:office:word" xmlns:w="http://schemas.openxmlformats.org/wordprocessingml/2006/main" xmlns:w14="http://schemas.microsoft.com/office/word/2010/wordml" xmlns:w15="http://schemas.microsoft.com/office/word/2012/wordml" xmlns:w16cex="http://schemas.microsoft.com/office/word/2018/wordml/cex" xmlns:w16cid="http://schemas.microsoft.com/office/word/2016/wordml/cid" xmlns:w16="http://schemas.microsoft.com/office/word/2018/wordml" xmlns:w16du="http://schemas.microsoft.com/office/word/2023/wordml/word16du" xmlns:w16sdtdh="http://schemas.microsoft.com/office/word/2020/wordml/sdtdatahash" xmlns:w16sdtfl="http://schemas.microsoft.com/office/word/2024/wordml/sdtformatlock" xmlns:w16se="http://schemas.microsoft.com/office/word/2015/wordml/symex" xmlns:wpg="http://schemas.microsoft.com/office/word/2010/wordprocessingGroup" xmlns:wpi="http://schemas.microsoft.com/office/word/2010/wordprocessingInk" xmlns:wne="http://schemas.microsoft.com/office/word/2006/wordml" xmlns:wps="http://schemas.microsoft.com/office/word/2010/wordprocessingShape" mc:Ignorable="w14 w15 w16se w16cid w16 w16cex w16sdtdh w16sdtfl w16du wp14">
+  <w:p>
+    <w:pPr>
+      <w:pStyle w:val="Header"/>
+    </w:pPr>
+  </w:p>
+</w:hdr>
+</file>
+
+<file path=word/header2.xml><?xml version="1.0" encoding="utf-8"?>
 <w:hdr xmlns:wpc="http://schemas.microsoft.com/office/word/2010/wordprocessingCanvas" xmlns:cx="http://schemas.microsoft.com/office/drawing/2014/chartex" xmlns:cx1="http://schemas.microsoft.com/office/drawing/2015/9/8/chartex" xmlns:cx2="http://schemas.microsoft.com/office/drawing/2015/10/21/chartex" xmlns:cx3="http://schemas.microsoft.com/office/drawing/2016/5/9/chartex" xmlns:cx4="http://schemas.microsoft.com/office/drawing/2016/5/10/chartex" xmlns:cx5="http://schemas.microsoft.com/office/drawing/2016/5/11/chartex" xmlns:cx6="http://schemas.microsoft.com/office/drawing/2016/5/12/chartex" xmlns:cx7="http://schemas.microsoft.com/office/drawing/2016/5/13/chartex" xmlns:cx8="http://schemas.microsoft.com/office/drawing/2016/5/14/chartex" xmlns:mc="http://schemas.openxmlformats.org/markup-compatibility/2006" xmlns:aink="http://schemas.microsoft.com/office/drawing/2016/ink" xmlns:am3d="http://schemas.microsoft.com/office/drawing/2017/model3d" xmlns:o="urn:schemas-microsoft-com:office:office" xmlns:oel="http://schemas.microsoft.com/office/2019/extlst" xmlns:r="http://schemas.openxmlformats.org/officeDocument/2006/relationships" xmlns:m="http://schemas.openxmlformats.org/officeDocument/2006/math" xmlns:v="urn:schemas-microsoft-com:vml" xmlns:wp14="http://schemas.microsoft.com/office/word/2010/wordprocessingDrawing" xmlns:wp="http://schemas.openxmlformats.org/drawingml/2006/wordprocessingDrawing" xmlns:w10="urn:schemas-microsoft-com:office:word" xmlns:w="http://schemas.openxmlformats.org/wordprocessingml/2006/main" xmlns:w14="http://schemas.microsoft.com/office/word/2010/wordml" xmlns:w15="http://schemas.microsoft.com/office/word/2012/wordml" xmlns:w16cex="http://schemas.microsoft.com/office/word/2018/wordml/cex" xmlns:w16cid="http://schemas.microsoft.com/office/word/2016/wordml/cid" xmlns:w16="http://schemas.microsoft.com/office/word/2018/wordml" xmlns:w16du="http://schemas.microsoft.com/office/word/2023/wordml/word16du" xmlns:w16sdtdh="http://schemas.microsoft.com/office/word/2020/wordml/sdtdatahash" xmlns:w16sdtfl="http://schemas.microsoft.com/office/word/2024/wordml/sdtformatlock" xmlns:w16se="http://schemas.microsoft.com/office/word/2015/wordml/symex" xmlns:wpg="http://schemas.microsoft.com/office/word/2010/wordprocessingGroup" xmlns:wpi="http://schemas.microsoft.com/office/word/2010/wordprocessingInk" xmlns:wne="http://schemas.microsoft.com/office/word/2006/wordml" xmlns:wps="http://schemas.microsoft.com/office/word/2010/wordprocessingShape" mc:Ignorable="w14 w15 w16se w16cid w16 w16cex w16sdtdh w16sdtfl w16du wp14">
   <w:p>
     <w:pPr>
@@ -15314,8 +14975,6 @@
     <w:r>
       <w:rPr>
         <w:rFonts w:cs="Arial"/>
-        <w:b/>
-        <w:bCs/>
         <w:color w:val="242021"/>
         <w:sz w:val="36"/>
         <w:szCs w:val="44"/>
@@ -15325,8 +14984,6 @@
     <w:r>
       <w:rPr>
         <w:rFonts w:cs="Arial"/>
-        <w:b/>
-        <w:bCs/>
         <w:color w:val="242021"/>
         <w:sz w:val="36"/>
         <w:szCs w:val="44"/>
@@ -15336,8 +14993,6 @@
     <w:r>
       <w:rPr>
         <w:rFonts w:cs="Arial"/>
-        <w:b/>
-        <w:bCs/>
         <w:color w:val="242021"/>
         <w:sz w:val="36"/>
         <w:szCs w:val="44"/>
@@ -15347,8 +15002,6 @@
     <w:r>
       <w:rPr>
         <w:rFonts w:cs="Arial"/>
-        <w:b/>
-        <w:bCs/>
         <w:color w:val="242021"/>
         <w:sz w:val="32"/>
         <w:szCs w:val="40"/>
@@ -15358,8 +15011,6 @@
     <w:r>
       <w:rPr>
         <w:rFonts w:cs="Arial"/>
-        <w:b/>
-        <w:bCs/>
         <w:color w:val="242021"/>
         <w:sz w:val="36"/>
         <w:szCs w:val="44"/>
@@ -15369,8 +15020,6 @@
     <w:r>
       <w:rPr>
         <w:rFonts w:cs="Arial"/>
-        <w:b/>
-        <w:bCs/>
         <w:noProof/>
         <w:color w:val="242021"/>
         <w:sz w:val="28"/>
@@ -15439,6 +15088,36 @@
         </wp:anchor>
       </w:drawing>
     </w:r>
+    <w:r>
+      <w:rPr>
+        <w:rFonts w:cs="Arial"/>
+        <w:color w:val="242021"/>
+        <w:sz w:val="36"/>
+        <w:szCs w:val="44"/>
+      </w:rPr>
+      <w:t xml:space="preserve"> - </w:t>
+    </w:r>
+    <w:r>
+      <w:rPr>
+        <w:rFonts w:cs="Arial"/>
+        <w:b/>
+        <w:bCs/>
+        <w:color w:val="242021"/>
+        <w:sz w:val="36"/>
+        <w:szCs w:val="44"/>
+      </w:rPr>
+      <w:t>Refresher</w:t>
+    </w:r>
+  </w:p>
+</w:hdr>
+</file>
+
+<file path=word/header3.xml><?xml version="1.0" encoding="utf-8"?>
+<w:hdr xmlns:wpc="http://schemas.microsoft.com/office/word/2010/wordprocessingCanvas" xmlns:cx="http://schemas.microsoft.com/office/drawing/2014/chartex" xmlns:cx1="http://schemas.microsoft.com/office/drawing/2015/9/8/chartex" xmlns:cx2="http://schemas.microsoft.com/office/drawing/2015/10/21/chartex" xmlns:cx3="http://schemas.microsoft.com/office/drawing/2016/5/9/chartex" xmlns:cx4="http://schemas.microsoft.com/office/drawing/2016/5/10/chartex" xmlns:cx5="http://schemas.microsoft.com/office/drawing/2016/5/11/chartex" xmlns:cx6="http://schemas.microsoft.com/office/drawing/2016/5/12/chartex" xmlns:cx7="http://schemas.microsoft.com/office/drawing/2016/5/13/chartex" xmlns:cx8="http://schemas.microsoft.com/office/drawing/2016/5/14/chartex" xmlns:mc="http://schemas.openxmlformats.org/markup-compatibility/2006" xmlns:aink="http://schemas.microsoft.com/office/drawing/2016/ink" xmlns:am3d="http://schemas.microsoft.com/office/drawing/2017/model3d" xmlns:o="urn:schemas-microsoft-com:office:office" xmlns:oel="http://schemas.microsoft.com/office/2019/extlst" xmlns:r="http://schemas.openxmlformats.org/officeDocument/2006/relationships" xmlns:m="http://schemas.openxmlformats.org/officeDocument/2006/math" xmlns:v="urn:schemas-microsoft-com:vml" xmlns:wp14="http://schemas.microsoft.com/office/word/2010/wordprocessingDrawing" xmlns:wp="http://schemas.openxmlformats.org/drawingml/2006/wordprocessingDrawing" xmlns:w10="urn:schemas-microsoft-com:office:word" xmlns:w="http://schemas.openxmlformats.org/wordprocessingml/2006/main" xmlns:w14="http://schemas.microsoft.com/office/word/2010/wordml" xmlns:w15="http://schemas.microsoft.com/office/word/2012/wordml" xmlns:w16cex="http://schemas.microsoft.com/office/word/2018/wordml/cex" xmlns:w16cid="http://schemas.microsoft.com/office/word/2016/wordml/cid" xmlns:w16="http://schemas.microsoft.com/office/word/2018/wordml" xmlns:w16du="http://schemas.microsoft.com/office/word/2023/wordml/word16du" xmlns:w16sdtdh="http://schemas.microsoft.com/office/word/2020/wordml/sdtdatahash" xmlns:w16sdtfl="http://schemas.microsoft.com/office/word/2024/wordml/sdtformatlock" xmlns:w16se="http://schemas.microsoft.com/office/word/2015/wordml/symex" xmlns:wpg="http://schemas.microsoft.com/office/word/2010/wordprocessingGroup" xmlns:wpi="http://schemas.microsoft.com/office/word/2010/wordprocessingInk" xmlns:wne="http://schemas.microsoft.com/office/word/2006/wordml" xmlns:wps="http://schemas.microsoft.com/office/word/2010/wordprocessingShape" mc:Ignorable="w14 w15 w16se w16cid w16 w16cex w16sdtdh w16sdtfl w16du wp14">
+  <w:p>
+    <w:pPr>
+      <w:pStyle w:val="Header"/>
+    </w:pPr>
   </w:p>
 </w:hdr>
 </file>
